--- a/docs/06-PostgreSQL-Data-Model-v1.docx
+++ b/docs/06-PostgreSQL-Data-Model-v1.docx
@@ -3704,18 +3704,7 @@
             <w:hideMark/>
           </w:tcPr>
           <w:p>
-            <w:pPr>
-              <w:jc w:val="center"/>
-              <w:rPr>
-                <w:b/>
-                <w:bCs/>
-              </w:rPr>
-            </w:pPr>
-            <w:r>
-              <w:rPr>
-                <w:b/>
-                <w:bCs/>
-              </w:rPr>
+            <w:r>
               <w:t>Column</w:t>
             </w:r>
           </w:p>
@@ -3727,18 +3716,7 @@
             <w:hideMark/>
           </w:tcPr>
           <w:p>
-            <w:pPr>
-              <w:jc w:val="center"/>
-              <w:rPr>
-                <w:b/>
-                <w:bCs/>
-              </w:rPr>
-            </w:pPr>
-            <w:r>
-              <w:rPr>
-                <w:b/>
-                <w:bCs/>
-              </w:rPr>
+            <w:r>
               <w:t>Type</w:t>
             </w:r>
           </w:p>
@@ -3750,18 +3728,7 @@
             <w:hideMark/>
           </w:tcPr>
           <w:p>
-            <w:pPr>
-              <w:jc w:val="center"/>
-              <w:rPr>
-                <w:b/>
-                <w:bCs/>
-              </w:rPr>
-            </w:pPr>
-            <w:r>
-              <w:rPr>
-                <w:b/>
-                <w:bCs/>
-              </w:rPr>
+            <w:r>
               <w:t>Nullable</w:t>
             </w:r>
           </w:p>
@@ -3872,13 +3839,8 @@
             <w:hideMark/>
           </w:tcPr>
           <w:p>
-            <w:proofErr w:type="gramStart"/>
-            <w:r>
-              <w:t>VARCHAR(</w:t>
-            </w:r>
-            <w:proofErr w:type="gramEnd"/>
-            <w:r>
-              <w:t>20)</w:t>
+            <w:r>
+              <w:t>VARCHAR(20)</w:t>
             </w:r>
           </w:p>
         </w:tc>
@@ -3907,31 +3869,31 @@
           </w:tcPr>
           <w:p>
             <w:r>
-              <w:t>file_size</w:t>
-            </w:r>
-          </w:p>
-        </w:tc>
-        <w:tc>
-          <w:tcPr>
-            <w:tcW w:w="0" w:type="auto"/>
-            <w:vAlign w:val="center"/>
-            <w:hideMark/>
-          </w:tcPr>
-          <w:p>
-            <w:r>
-              <w:t>BIGINT</w:t>
-            </w:r>
-          </w:p>
-        </w:tc>
-        <w:tc>
-          <w:tcPr>
-            <w:tcW w:w="0" w:type="auto"/>
-            <w:vAlign w:val="center"/>
-            <w:hideMark/>
-          </w:tcPr>
-          <w:p>
-            <w:r>
-              <w:t>YES</w:t>
+              <w:t>display_storage_key</w:t>
+            </w:r>
+          </w:p>
+        </w:tc>
+        <w:tc>
+          <w:tcPr>
+            <w:tcW w:w="0" w:type="auto"/>
+            <w:vAlign w:val="center"/>
+            <w:hideMark/>
+          </w:tcPr>
+          <w:p>
+            <w:r>
+              <w:t>TEXT</w:t>
+            </w:r>
+          </w:p>
+        </w:tc>
+        <w:tc>
+          <w:tcPr>
+            <w:tcW w:w="0" w:type="auto"/>
+            <w:vAlign w:val="center"/>
+            <w:hideMark/>
+          </w:tcPr>
+          <w:p>
+            <w:r>
+              <w:t>NO</w:t>
             </w:r>
           </w:p>
         </w:tc>
@@ -3948,24 +3910,19 @@
           </w:tcPr>
           <w:p>
             <w:r>
-              <w:t>mime_type</w:t>
-            </w:r>
-          </w:p>
-        </w:tc>
-        <w:tc>
-          <w:tcPr>
-            <w:tcW w:w="0" w:type="auto"/>
-            <w:vAlign w:val="center"/>
-            <w:hideMark/>
-          </w:tcPr>
-          <w:p>
-            <w:proofErr w:type="gramStart"/>
-            <w:r>
-              <w:t>VARCHAR(</w:t>
-            </w:r>
-            <w:proofErr w:type="gramEnd"/>
-            <w:r>
-              <w:t>100)</w:t>
+              <w:t>display_file_size</w:t>
+            </w:r>
+          </w:p>
+        </w:tc>
+        <w:tc>
+          <w:tcPr>
+            <w:tcW w:w="0" w:type="auto"/>
+            <w:vAlign w:val="center"/>
+            <w:hideMark/>
+          </w:tcPr>
+          <w:p>
+            <w:r>
+              <w:t>BIGINT</w:t>
             </w:r>
           </w:p>
         </w:tc>
@@ -3994,7 +3951,7 @@
           </w:tcPr>
           <w:p>
             <w:r>
-              <w:t>storage_key</w:t>
+              <w:t>thumbnail_storage_key</w:t>
             </w:r>
           </w:p>
         </w:tc>
@@ -4018,7 +3975,7 @@
           </w:tcPr>
           <w:p>
             <w:r>
-              <w:t>NO</w:t>
+              <w:t>YES</w:t>
             </w:r>
           </w:p>
         </w:tc>
@@ -4035,15 +3992,81 @@
           </w:tcPr>
           <w:p>
             <w:r>
+              <w:t>thumbnail_file_size</w:t>
+            </w:r>
+          </w:p>
+        </w:tc>
+        <w:tc>
+          <w:tcPr>
+            <w:tcW w:w="0" w:type="auto"/>
+            <w:vAlign w:val="center"/>
+            <w:hideMark/>
+          </w:tcPr>
+          <w:p>
+            <w:r>
+              <w:t>BIGINT</w:t>
+            </w:r>
+          </w:p>
+        </w:tc>
+        <w:tc>
+          <w:tcPr>
+            <w:tcW w:w="0" w:type="auto"/>
+            <w:vAlign w:val="center"/>
+            <w:hideMark/>
+          </w:tcPr>
+          <w:p>
+            <w:r>
+              <w:t>YES</w:t>
+            </w:r>
+          </w:p>
+        </w:tc>
+      </w:tr>
+      <w:tr>
+        <w:tc>
+          <w:tcPr>
+            <w:tcW w:type="dxa" w:w="1165"/>
+          </w:tcPr>
+          <w:p>
+            <w:r>
+              <w:t>mime_type</w:t>
+            </w:r>
+          </w:p>
+        </w:tc>
+        <w:tc>
+          <w:tcPr>
+            <w:tcW w:type="dxa" w:w="1401"/>
+          </w:tcPr>
+          <w:p>
+            <w:r>
+              <w:t>VARCHAR(100)</w:t>
+            </w:r>
+          </w:p>
+        </w:tc>
+        <w:tc>
+          <w:tcPr>
+            <w:tcW w:type="dxa" w:w="838"/>
+          </w:tcPr>
+          <w:p>
+            <w:r>
+              <w:t>YES</w:t>
+            </w:r>
+          </w:p>
+        </w:tc>
+      </w:tr>
+      <w:tr>
+        <w:tc>
+          <w:tcPr>
+            <w:tcW w:type="dxa" w:w="1165"/>
+          </w:tcPr>
+          <w:p>
+            <w:r>
               <w:t>created_at</w:t>
             </w:r>
           </w:p>
         </w:tc>
         <w:tc>
           <w:tcPr>
-            <w:tcW w:w="0" w:type="auto"/>
-            <w:vAlign w:val="center"/>
-            <w:hideMark/>
+            <w:tcW w:type="dxa" w:w="1401"/>
           </w:tcPr>
           <w:p>
             <w:r>
@@ -4053,9 +4076,7 @@
         </w:tc>
         <w:tc>
           <w:tcPr>
-            <w:tcW w:w="0" w:type="auto"/>
-            <w:vAlign w:val="center"/>
-            <w:hideMark/>
+            <w:tcW w:type="dxa" w:w="838"/>
           </w:tcPr>
           <w:p>
             <w:r>
@@ -4254,202 +4275,57 @@
       </w:r>
     </w:p>
     <w:p>
-      <w:pPr>
-        <w:pStyle w:val="a3"/>
-      </w:pPr>
-      <w:r>
-        <w:t>В базе данных хранится только metadata файла.</w:t>
-      </w:r>
-    </w:p>
-    <w:p>
-      <w:pPr>
-        <w:pStyle w:val="a3"/>
-      </w:pPr>
-      <w:r>
-        <w:t>Поле</w:t>
-      </w:r>
-    </w:p>
-    <w:p>
-      <w:pPr>
-        <w:pStyle w:val="HTML"/>
-        <w:rPr>
-          <w:rStyle w:val="HTML1"/>
-        </w:rPr>
-      </w:pPr>
-      <w:r>
-        <w:rPr>
-          <w:rStyle w:val="HTML1"/>
-        </w:rPr>
-        <w:t>storage_key</w:t>
-      </w:r>
-    </w:p>
-    <w:p>
-      <w:pPr>
-        <w:pStyle w:val="a3"/>
-      </w:pPr>
-      <w:r>
-        <w:t>является внутренним идентификатором объекта в Object Storage (MinIO).</w:t>
-      </w:r>
-    </w:p>
-    <w:p>
-      <w:pPr>
-        <w:pStyle w:val="a3"/>
-      </w:pPr>
-      <w:r>
-        <w:lastRenderedPageBreak/>
-        <w:t>Оно не является:</w:t>
-      </w:r>
-    </w:p>
-    <w:p>
-      <w:pPr>
-        <w:pStyle w:val="a3"/>
-        <w:numPr>
-          <w:ilvl w:val="0"/>
-          <w:numId w:val="10"/>
-        </w:numPr>
-      </w:pPr>
-      <w:r>
-        <w:t>URL;</w:t>
-      </w:r>
-    </w:p>
-    <w:p>
-      <w:pPr>
-        <w:pStyle w:val="a3"/>
-        <w:numPr>
-          <w:ilvl w:val="0"/>
-          <w:numId w:val="10"/>
-        </w:numPr>
-      </w:pPr>
-      <w:r>
-        <w:t>именем файла пользователя;</w:t>
-      </w:r>
-    </w:p>
-    <w:p>
-      <w:pPr>
-        <w:pStyle w:val="a3"/>
-        <w:numPr>
-          <w:ilvl w:val="0"/>
-          <w:numId w:val="10"/>
-        </w:numPr>
-      </w:pPr>
-      <w:r>
-        <w:t>временной ссылкой (signed URL).</w:t>
-      </w:r>
-    </w:p>
-    <w:p>
-      <w:pPr>
-        <w:pStyle w:val="a3"/>
-      </w:pPr>
-      <w:r>
-        <w:t xml:space="preserve">Допустимые значения </w:t>
-      </w:r>
-      <w:r>
-        <w:rPr>
-          <w:rStyle w:val="HTML1"/>
-        </w:rPr>
-        <w:t>media_type</w:t>
-      </w:r>
-      <w:r>
-        <w:t>:</w:t>
-      </w:r>
-    </w:p>
-    <w:p>
-      <w:pPr>
-        <w:pStyle w:val="a3"/>
-        <w:numPr>
-          <w:ilvl w:val="0"/>
-          <w:numId w:val="11"/>
-        </w:numPr>
-      </w:pPr>
-      <w:r>
-        <w:t>PHOTO</w:t>
-      </w:r>
-    </w:p>
-    <w:p>
-      <w:pPr>
-        <w:pStyle w:val="a3"/>
-        <w:numPr>
-          <w:ilvl w:val="0"/>
-          <w:numId w:val="11"/>
-        </w:numPr>
-      </w:pPr>
-      <w:r>
-        <w:t>VOICE</w:t>
-      </w:r>
-    </w:p>
-    <w:p>
-      <w:pPr>
-        <w:pStyle w:val="a3"/>
-        <w:numPr>
-          <w:ilvl w:val="0"/>
-          <w:numId w:val="11"/>
-        </w:numPr>
-      </w:pPr>
-      <w:r>
-        <w:t>VIDEO</w:t>
-      </w:r>
-    </w:p>
-    <w:p>
-      <w:pPr>
-        <w:pStyle w:val="a3"/>
-      </w:pPr>
-      <w:r>
-        <w:t>Поля</w:t>
-      </w:r>
-    </w:p>
-    <w:p>
-      <w:pPr>
-        <w:pStyle w:val="a3"/>
-        <w:numPr>
-          <w:ilvl w:val="0"/>
-          <w:numId w:val="12"/>
-        </w:numPr>
-      </w:pPr>
-      <w:r>
-        <w:rPr>
-          <w:rStyle w:val="HTML1"/>
-        </w:rPr>
-        <w:t>file_size</w:t>
-      </w:r>
-    </w:p>
-    <w:p>
-      <w:pPr>
-        <w:pStyle w:val="a3"/>
-        <w:numPr>
-          <w:ilvl w:val="0"/>
-          <w:numId w:val="12"/>
-        </w:numPr>
-      </w:pPr>
-      <w:r>
-        <w:rPr>
-          <w:rStyle w:val="HTML1"/>
-        </w:rPr>
-        <w:t>mime_type</w:t>
-      </w:r>
-    </w:p>
-    <w:p>
-      <w:pPr>
-        <w:pStyle w:val="a3"/>
-      </w:pPr>
-      <w:r>
-        <w:t>являются необязательными.</w:t>
-      </w:r>
-    </w:p>
-    <w:p>
-      <w:pPr>
-        <w:pStyle w:val="a3"/>
-      </w:pPr>
-      <w:r>
-        <w:t xml:space="preserve">Удаление Memory автоматически удаляет связанные записи </w:t>
-      </w:r>
-      <w:r>
-        <w:rPr>
-          <w:rStyle w:val="HTML1"/>
-        </w:rPr>
-        <w:t>media_files</w:t>
-      </w:r>
-      <w:r>
-        <w:t>.</w:t>
+      <w:pPr/>
+      <w:r>
+        <w:t>The database stores file metadata only. DISPLAY and THUMBNAIL content is stored in private object storage.</w:t>
+      </w:r>
+    </w:p>
+    <w:p>
+      <w:pPr/>
+      <w:r>
+        <w:t>display_storage_key and thumbnail_storage_key are internal StorageService/MinIO object identifiers.</w:t>
+      </w:r>
+    </w:p>
+    <w:p>
+      <w:pPr/>
+      <w:r>
+        <w:t>They are not URLs, user filenames, temporary links or backend API paths.</w:t>
+      </w:r>
+    </w:p>
+    <w:p>
+      <w:pPr/>
+      <w:r>
+        <w:t>Allowed media_type values: PHOTO, VOICE, VIDEO. The MVP currently implements PHOTO.</w:t>
+      </w:r>
+    </w:p>
+    <w:p>
+      <w:pPr/>
+      <w:r>
+        <w:t>V9 migration preserves nullable compatibility for legacy rows: thumbnail_storage_key, thumbnail_file_size, display_file_size and mime_type may be nullable at DB level.</w:t>
+      </w:r>
+    </w:p>
+    <w:p>
+      <w:pPr/>
+      <w:r>
+        <w:t>Current application-created MediaFile stricter invariant: both representation keys required, keys nonblank, display key differs from thumbnail key, sizes positive, MIME required.</w:t>
+      </w:r>
+    </w:p>
+    <w:p>
+      <w:pPr/>
+      <w:r>
+        <w:t>Current persisted PHOTO MIME: image/jpeg.</w:t>
+      </w:r>
+    </w:p>
+    <w:p>
+      <w:pPr/>
+      <w:r>
+        <w:t>Deleting Memory removes related media_files rows through ON DELETE CASCADE.</w:t>
+      </w:r>
+    </w:p>
+    <w:p>
+      <w:pPr/>
+      <w:r>
+        <w:t>ON DELETE CASCADE removes PostgreSQL metadata only. Physical cleanup for DISPLAY/THUMBNAIL is performed by application layer after commit.</w:t>
       </w:r>
     </w:p>
     <w:p>

--- a/docs/06-PostgreSQL-Data-Model-v1.docx
+++ b/docs/06-PostgreSQL-Data-Model-v1.docx
@@ -5,7 +5,7 @@
     <w:p>
       <w:r>
         <w:pict w14:anchorId="1E37C059">
-          <v:rect id="_x0000_i1053" style="width:0;height:1.5pt" o:hralign="center" o:hrstd="t" o:hr="t" fillcolor="#a0a0a0" stroked="f"/>
+          <v:rect id="_x0000_i1025" style="width:0;height:1.5pt" o:hralign="center" o:hrstd="t" o:hr="t" fillcolor="#a0a0a0" stroked="f"/>
         </w:pict>
       </w:r>
     </w:p>
@@ -62,7 +62,7 @@
     <w:p>
       <w:r>
         <w:pict w14:anchorId="5BDADC17">
-          <v:rect id="_x0000_i1054" style="width:0;height:1.5pt" o:hralign="center" o:hrstd="t" o:hr="t" fillcolor="#a0a0a0" stroked="f"/>
+          <v:rect id="_x0000_i1026" style="width:0;height:1.5pt" o:hralign="center" o:hrstd="t" o:hr="t" fillcolor="#a0a0a0" stroked="f"/>
         </w:pict>
       </w:r>
     </w:p>
@@ -182,7 +182,7 @@
     <w:p>
       <w:r>
         <w:pict w14:anchorId="763A3C50">
-          <v:rect id="_x0000_i1055" style="width:0;height:1.5pt" o:hralign="center" o:hrstd="t" o:hr="t" fillcolor="#a0a0a0" stroked="f"/>
+          <v:rect id="_x0000_i1027" style="width:0;height:1.5pt" o:hralign="center" o:hrstd="t" o:hr="t" fillcolor="#a0a0a0" stroked="f"/>
         </w:pict>
       </w:r>
     </w:p>
@@ -241,7 +241,7 @@
     <w:p>
       <w:r>
         <w:pict w14:anchorId="3328C0B9">
-          <v:rect id="_x0000_i1056" style="width:0;height:1.5pt" o:hralign="center" o:hrstd="t" o:hr="t" fillcolor="#a0a0a0" stroked="f"/>
+          <v:rect id="_x0000_i1028" style="width:0;height:1.5pt" o:hralign="center" o:hrstd="t" o:hr="t" fillcolor="#a0a0a0" stroked="f"/>
         </w:pict>
       </w:r>
     </w:p>
@@ -281,7 +281,7 @@
       <w:r>
         <w:lastRenderedPageBreak/>
         <w:pict w14:anchorId="3D765632">
-          <v:rect id="_x0000_i1057" style="width:0;height:1.5pt" o:hralign="center" o:hrstd="t" o:hr="t" fillcolor="#a0a0a0" stroked="f"/>
+          <v:rect id="_x0000_i1029" style="width:0;height:1.5pt" o:hralign="center" o:hrstd="t" o:hr="t" fillcolor="#a0a0a0" stroked="f"/>
         </w:pict>
       </w:r>
     </w:p>
@@ -342,7 +342,7 @@
     <w:p>
       <w:r>
         <w:pict w14:anchorId="7FD57F99">
-          <v:rect id="_x0000_i1058" style="width:0;height:1.5pt" o:hralign="center" o:hrstd="t" o:hr="t" fillcolor="#a0a0a0" stroked="f"/>
+          <v:rect id="_x0000_i1030" style="width:0;height:1.5pt" o:hralign="center" o:hrstd="t" o:hr="t" fillcolor="#a0a0a0" stroked="f"/>
         </w:pict>
       </w:r>
     </w:p>
@@ -403,7 +403,7 @@
     <w:p>
       <w:r>
         <w:pict w14:anchorId="3C8CFCB4">
-          <v:rect id="_x0000_i1059" style="width:0;height:1.5pt" o:hralign="center" o:hrstd="t" o:hr="t" fillcolor="#a0a0a0" stroked="f"/>
+          <v:rect id="_x0000_i1031" style="width:0;height:1.5pt" o:hralign="center" o:hrstd="t" o:hr="t" fillcolor="#a0a0a0" stroked="f"/>
         </w:pict>
       </w:r>
     </w:p>
@@ -438,19 +438,11 @@
           <w:rStyle w:val="HTML1"/>
         </w:rPr>
       </w:pPr>
-      <w:proofErr w:type="gramStart"/>
-      <w:r>
-        <w:rPr>
-          <w:rStyle w:val="HTML1"/>
-        </w:rPr>
-        <w:t>GEOGRAPHY(</w:t>
-      </w:r>
-      <w:proofErr w:type="gramEnd"/>
-      <w:r>
-        <w:rPr>
-          <w:rStyle w:val="HTML1"/>
-        </w:rPr>
-        <w:t>Point, 4326)</w:t>
+      <w:r>
+        <w:rPr>
+          <w:rStyle w:val="HTML1"/>
+        </w:rPr>
+        <w:t>GEOGRAPHY(Point, 4326)</w:t>
       </w:r>
     </w:p>
     <w:p>
@@ -554,7 +546,7 @@
     <w:p>
       <w:r>
         <w:pict w14:anchorId="07C7636E">
-          <v:rect id="_x0000_i1060" style="width:0;height:1.5pt" o:hralign="center" o:hrstd="t" o:hr="t" fillcolor="#a0a0a0" stroked="f"/>
+          <v:rect id="_x0000_i1032" style="width:0;height:1.5pt" o:hralign="center" o:hrstd="t" o:hr="t" fillcolor="#a0a0a0" stroked="f"/>
         </w:pict>
       </w:r>
     </w:p>
@@ -622,7 +614,7 @@
     <w:p>
       <w:r>
         <w:pict w14:anchorId="073E24DE">
-          <v:rect id="_x0000_i1061" style="width:0;height:1.5pt" o:hralign="center" o:hrstd="t" o:hr="t" fillcolor="#a0a0a0" stroked="f"/>
+          <v:rect id="_x0000_i1033" style="width:0;height:1.5pt" o:hralign="center" o:hrstd="t" o:hr="t" fillcolor="#a0a0a0" stroked="f"/>
         </w:pict>
       </w:r>
     </w:p>
@@ -917,7 +909,7 @@
     <w:p>
       <w:r>
         <w:pict w14:anchorId="76190B12">
-          <v:rect id="_x0000_i1062" style="width:0;height:1.5pt" o:hralign="center" o:hrstd="t" o:hr="t" fillcolor="#a0a0a0" stroked="f"/>
+          <v:rect id="_x0000_i1034" style="width:0;height:1.5pt" o:hralign="center" o:hrstd="t" o:hr="t" fillcolor="#a0a0a0" stroked="f"/>
         </w:pict>
       </w:r>
     </w:p>
@@ -948,7 +940,7 @@
     <w:p>
       <w:r>
         <w:pict w14:anchorId="39CABB1C">
-          <v:rect id="_x0000_i1063" style="width:0;height:1.5pt" o:hralign="center" o:hrstd="t" o:hr="t" fillcolor="#a0a0a0" stroked="f"/>
+          <v:rect id="_x0000_i1035" style="width:0;height:1.5pt" o:hralign="center" o:hrstd="t" o:hr="t" fillcolor="#a0a0a0" stroked="f"/>
         </w:pict>
       </w:r>
     </w:p>
@@ -1116,13 +1108,8 @@
             <w:hideMark/>
           </w:tcPr>
           <w:p>
-            <w:proofErr w:type="gramStart"/>
-            <w:r>
-              <w:t>VARCHAR(</w:t>
-            </w:r>
-            <w:proofErr w:type="gramEnd"/>
-            <w:r>
-              <w:t>255)</w:t>
+            <w:r>
+              <w:t>VARCHAR(255)</w:t>
             </w:r>
           </w:p>
         </w:tc>
@@ -1162,13 +1149,8 @@
             <w:hideMark/>
           </w:tcPr>
           <w:p>
-            <w:proofErr w:type="gramStart"/>
-            <w:r>
-              <w:t>VARCHAR(</w:t>
-            </w:r>
-            <w:proofErr w:type="gramEnd"/>
-            <w:r>
-              <w:t>255)</w:t>
+            <w:r>
+              <w:t>VARCHAR(255)</w:t>
             </w:r>
           </w:p>
         </w:tc>
@@ -1272,7 +1254,7 @@
     <w:p>
       <w:r>
         <w:pict w14:anchorId="3178E788">
-          <v:rect id="_x0000_i1064" style="width:0;height:1.5pt" o:hralign="center" o:hrstd="t" o:hr="t" fillcolor="#a0a0a0" stroked="f"/>
+          <v:rect id="_x0000_i1036" style="width:0;height:1.5pt" o:hralign="center" o:hrstd="t" o:hr="t" fillcolor="#a0a0a0" stroked="f"/>
         </w:pict>
       </w:r>
     </w:p>
@@ -1309,7 +1291,7 @@
     <w:p>
       <w:r>
         <w:pict w14:anchorId="06571564">
-          <v:rect id="_x0000_i1065" style="width:0;height:1.5pt" o:hralign="center" o:hrstd="t" o:hr="t" fillcolor="#a0a0a0" stroked="f"/>
+          <v:rect id="_x0000_i1037" style="width:0;height:1.5pt" o:hralign="center" o:hrstd="t" o:hr="t" fillcolor="#a0a0a0" stroked="f"/>
         </w:pict>
       </w:r>
     </w:p>
@@ -1346,7 +1328,7 @@
     <w:p>
       <w:r>
         <w:pict w14:anchorId="55DC4DA8">
-          <v:rect id="_x0000_i1066" style="width:0;height:1.5pt" o:hralign="center" o:hrstd="t" o:hr="t" fillcolor="#a0a0a0" stroked="f"/>
+          <v:rect id="_x0000_i1038" style="width:0;height:1.5pt" o:hralign="center" o:hrstd="t" o:hr="t" fillcolor="#a0a0a0" stroked="f"/>
         </w:pict>
       </w:r>
     </w:p>
@@ -1409,14 +1391,14 @@
     <w:p>
       <w:r>
         <w:pict w14:anchorId="7F9C05F0">
-          <v:rect id="_x0000_i1067" style="width:0;height:1.5pt" o:hralign="center" o:hrstd="t" o:hr="t" fillcolor="#a0a0a0" stroked="f"/>
+          <v:rect id="_x0000_i1039" style="width:0;height:1.5pt" o:hralign="center" o:hrstd="t" o:hr="t" fillcolor="#a0a0a0" stroked="f"/>
         </w:pict>
       </w:r>
     </w:p>
     <w:p>
       <w:r>
         <w:pict w14:anchorId="2174B0BE">
-          <v:rect id="_x0000_i1083" style="width:0;height:1.5pt" o:hralign="center" o:hrstd="t" o:hr="t" fillcolor="#a0a0a0" stroked="f"/>
+          <v:rect id="_x0000_i1040" style="width:0;height:1.5pt" o:hralign="center" o:hrstd="t" o:hr="t" fillcolor="#a0a0a0" stroked="f"/>
         </w:pict>
       </w:r>
     </w:p>
@@ -1455,7 +1437,7 @@
     <w:p>
       <w:r>
         <w:pict w14:anchorId="14AD2173">
-          <v:rect id="_x0000_i1084" style="width:0;height:1.5pt" o:hralign="center" o:hrstd="t" o:hr="t" fillcolor="#a0a0a0" stroked="f"/>
+          <v:rect id="_x0000_i1041" style="width:0;height:1.5pt" o:hralign="center" o:hrstd="t" o:hr="t" fillcolor="#a0a0a0" stroked="f"/>
         </w:pict>
       </w:r>
     </w:p>
@@ -1664,13 +1646,8 @@
             <w:hideMark/>
           </w:tcPr>
           <w:p>
-            <w:proofErr w:type="gramStart"/>
-            <w:r>
-              <w:t>VARCHAR(</w:t>
-            </w:r>
-            <w:proofErr w:type="gramEnd"/>
-            <w:r>
-              <w:t>255)</w:t>
+            <w:r>
+              <w:t>VARCHAR(255)</w:t>
             </w:r>
           </w:p>
         </w:tc>
@@ -1815,7 +1792,7 @@
       <w:r>
         <w:lastRenderedPageBreak/>
         <w:pict w14:anchorId="50E8E3A3">
-          <v:rect id="_x0000_i1085" style="width:0;height:1.5pt" o:hralign="center" o:hrstd="t" o:hr="t" fillcolor="#a0a0a0" stroked="f"/>
+          <v:rect id="_x0000_i1042" style="width:0;height:1.5pt" o:hralign="center" o:hrstd="t" o:hr="t" fillcolor="#a0a0a0" stroked="f"/>
         </w:pict>
       </w:r>
     </w:p>
@@ -1852,7 +1829,7 @@
     <w:p>
       <w:r>
         <w:pict w14:anchorId="1171BA29">
-          <v:rect id="_x0000_i1086" style="width:0;height:1.5pt" o:hralign="center" o:hrstd="t" o:hr="t" fillcolor="#a0a0a0" stroked="f"/>
+          <v:rect id="_x0000_i1043" style="width:0;height:1.5pt" o:hralign="center" o:hrstd="t" o:hr="t" fillcolor="#a0a0a0" stroked="f"/>
         </w:pict>
       </w:r>
     </w:p>
@@ -1905,7 +1882,7 @@
     <w:p>
       <w:r>
         <w:pict w14:anchorId="52FF777B">
-          <v:rect id="_x0000_i1087" style="width:0;height:1.5pt" o:hralign="center" o:hrstd="t" o:hr="t" fillcolor="#a0a0a0" stroked="f"/>
+          <v:rect id="_x0000_i1044" style="width:0;height:1.5pt" o:hralign="center" o:hrstd="t" o:hr="t" fillcolor="#a0a0a0" stroked="f"/>
         </w:pict>
       </w:r>
     </w:p>
@@ -2007,7 +1984,7 @@
     <w:p>
       <w:r>
         <w:pict w14:anchorId="2D97998E">
-          <v:rect id="_x0000_i1088" style="width:0;height:1.5pt" o:hralign="center" o:hrstd="t" o:hr="t" fillcolor="#a0a0a0" stroked="f"/>
+          <v:rect id="_x0000_i1045" style="width:0;height:1.5pt" o:hralign="center" o:hrstd="t" o:hr="t" fillcolor="#a0a0a0" stroked="f"/>
         </w:pict>
       </w:r>
     </w:p>
@@ -2046,7 +2023,7 @@
     <w:p>
       <w:r>
         <w:pict w14:anchorId="2BEA9755">
-          <v:rect id="_x0000_i1089" style="width:0;height:1.5pt" o:hralign="center" o:hrstd="t" o:hr="t" fillcolor="#a0a0a0" stroked="f"/>
+          <v:rect id="_x0000_i1046" style="width:0;height:1.5pt" o:hralign="center" o:hrstd="t" o:hr="t" fillcolor="#a0a0a0" stroked="f"/>
         </w:pict>
       </w:r>
     </w:p>
@@ -2255,13 +2232,8 @@
             <w:hideMark/>
           </w:tcPr>
           <w:p>
-            <w:proofErr w:type="gramStart"/>
-            <w:r>
-              <w:t>VARCHAR(</w:t>
-            </w:r>
-            <w:proofErr w:type="gramEnd"/>
-            <w:r>
-              <w:t>20)</w:t>
+            <w:r>
+              <w:t>VARCHAR(20)</w:t>
             </w:r>
           </w:p>
         </w:tc>
@@ -2323,7 +2295,7 @@
     <w:p>
       <w:r>
         <w:pict w14:anchorId="61BC5AF0">
-          <v:rect id="_x0000_i1090" style="width:0;height:1.5pt" o:hralign="center" o:hrstd="t" o:hr="t" fillcolor="#a0a0a0" stroked="f"/>
+          <v:rect id="_x0000_i1047" style="width:0;height:1.5pt" o:hralign="center" o:hrstd="t" o:hr="t" fillcolor="#a0a0a0" stroked="f"/>
         </w:pict>
       </w:r>
     </w:p>
@@ -2360,7 +2332,7 @@
     <w:p>
       <w:r>
         <w:pict w14:anchorId="11F998D5">
-          <v:rect id="_x0000_i1091" style="width:0;height:1.5pt" o:hralign="center" o:hrstd="t" o:hr="t" fillcolor="#a0a0a0" stroked="f"/>
+          <v:rect id="_x0000_i1048" style="width:0;height:1.5pt" o:hralign="center" o:hrstd="t" o:hr="t" fillcolor="#a0a0a0" stroked="f"/>
         </w:pict>
       </w:r>
     </w:p>
@@ -2476,7 +2448,7 @@
     <w:p>
       <w:r>
         <w:pict w14:anchorId="2F68EF95">
-          <v:rect id="_x0000_i1092" style="width:0;height:1.5pt" o:hralign="center" o:hrstd="t" o:hr="t" fillcolor="#a0a0a0" stroked="f"/>
+          <v:rect id="_x0000_i1049" style="width:0;height:1.5pt" o:hralign="center" o:hrstd="t" o:hr="t" fillcolor="#a0a0a0" stroked="f"/>
         </w:pict>
       </w:r>
     </w:p>
@@ -2585,7 +2557,7 @@
     <w:p>
       <w:r>
         <w:pict w14:anchorId="67BBF68D">
-          <v:rect id="_x0000_i1093" style="width:0;height:1.5pt" o:hralign="center" o:hrstd="t" o:hr="t" fillcolor="#a0a0a0" stroked="f"/>
+          <v:rect id="_x0000_i1050" style="width:0;height:1.5pt" o:hralign="center" o:hrstd="t" o:hr="t" fillcolor="#a0a0a0" stroked="f"/>
         </w:pict>
       </w:r>
     </w:p>
@@ -2624,7 +2596,7 @@
     <w:p>
       <w:r>
         <w:pict w14:anchorId="30EE6DBE">
-          <v:rect id="_x0000_i1094" style="width:0;height:1.5pt" o:hralign="center" o:hrstd="t" o:hr="t" fillcolor="#a0a0a0" stroked="f"/>
+          <v:rect id="_x0000_i1051" style="width:0;height:1.5pt" o:hralign="center" o:hrstd="t" o:hr="t" fillcolor="#a0a0a0" stroked="f"/>
         </w:pict>
       </w:r>
     </w:p>
@@ -2874,13 +2846,8 @@
             <w:hideMark/>
           </w:tcPr>
           <w:p>
-            <w:proofErr w:type="gramStart"/>
-            <w:r>
-              <w:t>VARCHAR(</w:t>
-            </w:r>
-            <w:proofErr w:type="gramEnd"/>
-            <w:r>
-              <w:t>255)</w:t>
+            <w:r>
+              <w:t>VARCHAR(255)</w:t>
             </w:r>
           </w:p>
         </w:tc>
@@ -2961,13 +2928,8 @@
             <w:hideMark/>
           </w:tcPr>
           <w:p>
-            <w:proofErr w:type="gramStart"/>
-            <w:r>
-              <w:t>VARCHAR(</w:t>
-            </w:r>
-            <w:proofErr w:type="gramEnd"/>
-            <w:r>
-              <w:t>255)</w:t>
+            <w:r>
+              <w:t>VARCHAR(255)</w:t>
             </w:r>
           </w:p>
         </w:tc>
@@ -3153,7 +3115,7 @@
     <w:p>
       <w:r>
         <w:pict w14:anchorId="45F4E8CA">
-          <v:rect id="_x0000_i1095" style="width:0;height:1.5pt" o:hralign="center" o:hrstd="t" o:hr="t" fillcolor="#a0a0a0" stroked="f"/>
+          <v:rect id="_x0000_i1052" style="width:0;height:1.5pt" o:hralign="center" o:hrstd="t" o:hr="t" fillcolor="#a0a0a0" stroked="f"/>
         </w:pict>
       </w:r>
     </w:p>
@@ -3190,7 +3152,7 @@
     <w:p>
       <w:r>
         <w:pict w14:anchorId="5F937442">
-          <v:rect id="_x0000_i1096" style="width:0;height:1.5pt" o:hralign="center" o:hrstd="t" o:hr="t" fillcolor="#a0a0a0" stroked="f"/>
+          <v:rect id="_x0000_i1053" style="width:0;height:1.5pt" o:hralign="center" o:hrstd="t" o:hr="t" fillcolor="#a0a0a0" stroked="f"/>
         </w:pict>
       </w:r>
     </w:p>
@@ -3271,7 +3233,7 @@
     <w:p>
       <w:r>
         <w:pict w14:anchorId="36DFF0E1">
-          <v:rect id="_x0000_i1097" style="width:0;height:1.5pt" o:hralign="center" o:hrstd="t" o:hr="t" fillcolor="#a0a0a0" stroked="f"/>
+          <v:rect id="_x0000_i1054" style="width:0;height:1.5pt" o:hralign="center" o:hrstd="t" o:hr="t" fillcolor="#a0a0a0" stroked="f"/>
         </w:pict>
       </w:r>
     </w:p>
@@ -3318,23 +3280,7 @@
           <w:rStyle w:val="HTML1"/>
           <w:lang w:val="en-US"/>
         </w:rPr>
-        <w:t>(</w:t>
-      </w:r>
-      <w:proofErr w:type="gramStart"/>
-      <w:r>
-        <w:rPr>
-          <w:rStyle w:val="HTML1"/>
-          <w:lang w:val="en-US"/>
-        </w:rPr>
-        <w:t>story</w:t>
-      </w:r>
-      <w:proofErr w:type="gramEnd"/>
-      <w:r>
-        <w:rPr>
-          <w:rStyle w:val="HTML1"/>
-          <w:lang w:val="en-US"/>
-        </w:rPr>
-        <w:t>_id)</w:t>
+        <w:t>(story_id)</w:t>
       </w:r>
     </w:p>
     <w:p>
@@ -3366,29 +3312,13 @@
           <w:rStyle w:val="HTML1"/>
           <w:lang w:val="en-US"/>
         </w:rPr>
-        <w:t xml:space="preserve">USING </w:t>
-      </w:r>
-      <w:proofErr w:type="gramStart"/>
-      <w:r>
-        <w:rPr>
-          <w:rStyle w:val="HTML1"/>
-          <w:lang w:val="en-US"/>
-        </w:rPr>
-        <w:t>GIST(</w:t>
-      </w:r>
-      <w:proofErr w:type="gramEnd"/>
-      <w:r>
-        <w:rPr>
-          <w:rStyle w:val="HTML1"/>
-          <w:lang w:val="en-US"/>
-        </w:rPr>
-        <w:t>location)</w:t>
+        <w:t>USING GIST(location)</w:t>
       </w:r>
     </w:p>
     <w:p>
       <w:r>
         <w:pict w14:anchorId="4828A69A">
-          <v:rect id="_x0000_i1098" style="width:0;height:1.5pt" o:hralign="center" o:hrstd="t" o:hr="t" fillcolor="#a0a0a0" stroked="f"/>
+          <v:rect id="_x0000_i1055" style="width:0;height:1.5pt" o:hralign="center" o:hrstd="t" o:hr="t" fillcolor="#a0a0a0" stroked="f"/>
         </w:pict>
       </w:r>
     </w:p>
@@ -3511,23 +3441,7 @@
           <w:rStyle w:val="HTML1"/>
           <w:lang w:val="en-US"/>
         </w:rPr>
-        <w:t>ST_</w:t>
-      </w:r>
-      <w:proofErr w:type="gramStart"/>
-      <w:r>
-        <w:rPr>
-          <w:rStyle w:val="HTML1"/>
-          <w:lang w:val="en-US"/>
-        </w:rPr>
-        <w:t>SetSRID(</w:t>
-      </w:r>
-      <w:proofErr w:type="gramEnd"/>
-      <w:r>
-        <w:rPr>
-          <w:rStyle w:val="HTML1"/>
-          <w:lang w:val="en-US"/>
-        </w:rPr>
-        <w:t>ST_MakePoint(longitude, latitude), 4326)::geography</w:t>
+        <w:t>ST_SetSRID(ST_MakePoint(longitude, latitude), 4326)::geography</w:t>
       </w:r>
     </w:p>
     <w:p>
@@ -3543,39 +3457,64 @@
         <w:pStyle w:val="HTML"/>
         <w:rPr>
           <w:rStyle w:val="HTML1"/>
-          <w:lang w:val="en-US"/>
-        </w:rPr>
-      </w:pPr>
-      <w:r>
-        <w:rPr>
-          <w:rStyle w:val="HTML1"/>
-          <w:lang w:val="en-US"/>
-        </w:rPr>
-        <w:t>ST_X(</w:t>
-      </w:r>
-      <w:proofErr w:type="gramStart"/>
-      <w:r>
-        <w:rPr>
-          <w:rStyle w:val="HTML1"/>
-          <w:lang w:val="en-US"/>
-        </w:rPr>
-        <w:t>location::</w:t>
-      </w:r>
-      <w:proofErr w:type="gramEnd"/>
-      <w:r>
-        <w:rPr>
-          <w:rStyle w:val="HTML1"/>
-          <w:lang w:val="en-US"/>
-        </w:rPr>
-        <w:t>geometry)</w:t>
-      </w:r>
-    </w:p>
-    <w:p>
-      <w:pPr>
-        <w:pStyle w:val="a3"/>
-        <w:rPr>
-          <w:lang w:val="en-US"/>
-        </w:rPr>
+        </w:rPr>
+      </w:pPr>
+      <w:r>
+        <w:rPr>
+          <w:rStyle w:val="HTML1"/>
+          <w:lang w:val="en-US"/>
+        </w:rPr>
+        <w:t>ST</w:t>
+      </w:r>
+      <w:r>
+        <w:rPr>
+          <w:rStyle w:val="HTML1"/>
+        </w:rPr>
+        <w:t>_</w:t>
+      </w:r>
+      <w:r>
+        <w:rPr>
+          <w:rStyle w:val="HTML1"/>
+          <w:lang w:val="en-US"/>
+        </w:rPr>
+        <w:t>X</w:t>
+      </w:r>
+      <w:r>
+        <w:rPr>
+          <w:rStyle w:val="HTML1"/>
+        </w:rPr>
+        <w:t>(</w:t>
+      </w:r>
+      <w:r>
+        <w:rPr>
+          <w:rStyle w:val="HTML1"/>
+          <w:lang w:val="en-US"/>
+        </w:rPr>
+        <w:t>location</w:t>
+      </w:r>
+      <w:r>
+        <w:rPr>
+          <w:rStyle w:val="HTML1"/>
+        </w:rPr>
+        <w:t>::</w:t>
+      </w:r>
+      <w:r>
+        <w:rPr>
+          <w:rStyle w:val="HTML1"/>
+          <w:lang w:val="en-US"/>
+        </w:rPr>
+        <w:t>geometry</w:t>
+      </w:r>
+      <w:r>
+        <w:rPr>
+          <w:rStyle w:val="HTML1"/>
+        </w:rPr>
+        <w:t>)</w:t>
+      </w:r>
+    </w:p>
+    <w:p>
+      <w:pPr>
+        <w:pStyle w:val="a3"/>
       </w:pPr>
       <w:r>
         <w:t>и</w:t>
@@ -3594,36 +3533,20 @@
           <w:rStyle w:val="HTML1"/>
           <w:lang w:val="en-US"/>
         </w:rPr>
-        <w:t>ST_Y(</w:t>
-      </w:r>
-      <w:proofErr w:type="gramStart"/>
-      <w:r>
-        <w:rPr>
-          <w:rStyle w:val="HTML1"/>
-          <w:lang w:val="en-US"/>
-        </w:rPr>
-        <w:t>location::</w:t>
-      </w:r>
-      <w:proofErr w:type="gramEnd"/>
-      <w:r>
-        <w:rPr>
-          <w:rStyle w:val="HTML1"/>
-          <w:lang w:val="en-US"/>
-        </w:rPr>
-        <w:t>geometry)</w:t>
+        <w:t>ST_Y(location::geometry)</w:t>
       </w:r>
     </w:p>
     <w:p>
       <w:r>
         <w:pict w14:anchorId="5A8C4AFE">
-          <v:rect id="_x0000_i1099" style="width:0;height:1.5pt" o:hralign="center" o:hrstd="t" o:hr="t" fillcolor="#a0a0a0" stroked="f"/>
+          <v:rect id="_x0000_i1056" style="width:0;height:1.5pt" o:hralign="center" o:hrstd="t" o:hr="t" fillcolor="#a0a0a0" stroked="f"/>
         </w:pict>
       </w:r>
     </w:p>
     <w:p>
       <w:r>
         <w:pict w14:anchorId="35B20C33">
-          <v:rect id="_x0000_i1117" style="width:0;height:1.5pt" o:hralign="center" o:hrstd="t" o:hr="t" fillcolor="#a0a0a0" stroked="f"/>
+          <v:rect id="_x0000_i1057" style="width:0;height:1.5pt" o:hralign="center" o:hrstd="t" o:hr="t" fillcolor="#a0a0a0" stroked="f"/>
         </w:pict>
       </w:r>
     </w:p>
@@ -3663,7 +3586,7 @@
     <w:p>
       <w:r>
         <w:pict w14:anchorId="0A8ACD1C">
-          <v:rect id="_x0000_i1118" style="width:0;height:1.5pt" o:hralign="center" o:hrstd="t" o:hr="t" fillcolor="#a0a0a0" stroked="f"/>
+          <v:rect id="_x0000_i1058" style="width:0;height:1.5pt" o:hralign="center" o:hrstd="t" o:hr="t" fillcolor="#a0a0a0" stroked="f"/>
         </w:pict>
       </w:r>
     </w:p>
@@ -3704,7 +3627,18 @@
             <w:hideMark/>
           </w:tcPr>
           <w:p>
-            <w:r>
+            <w:pPr>
+              <w:jc w:val="center"/>
+              <w:rPr>
+                <w:b/>
+                <w:bCs/>
+              </w:rPr>
+            </w:pPr>
+            <w:r>
+              <w:rPr>
+                <w:b/>
+                <w:bCs/>
+              </w:rPr>
               <w:t>Column</w:t>
             </w:r>
           </w:p>
@@ -3716,7 +3650,18 @@
             <w:hideMark/>
           </w:tcPr>
           <w:p>
-            <w:r>
+            <w:pPr>
+              <w:jc w:val="center"/>
+              <w:rPr>
+                <w:b/>
+                <w:bCs/>
+              </w:rPr>
+            </w:pPr>
+            <w:r>
+              <w:rPr>
+                <w:b/>
+                <w:bCs/>
+              </w:rPr>
               <w:t>Type</w:t>
             </w:r>
           </w:p>
@@ -3728,7 +3673,18 @@
             <w:hideMark/>
           </w:tcPr>
           <w:p>
-            <w:r>
+            <w:pPr>
+              <w:jc w:val="center"/>
+              <w:rPr>
+                <w:b/>
+                <w:bCs/>
+              </w:rPr>
+            </w:pPr>
+            <w:r>
+              <w:rPr>
+                <w:b/>
+                <w:bCs/>
+              </w:rPr>
               <w:t>Nullable</w:t>
             </w:r>
           </w:p>
@@ -3869,31 +3825,31 @@
           </w:tcPr>
           <w:p>
             <w:r>
-              <w:t>display_storage_key</w:t>
-            </w:r>
-          </w:p>
-        </w:tc>
-        <w:tc>
-          <w:tcPr>
-            <w:tcW w:w="0" w:type="auto"/>
-            <w:vAlign w:val="center"/>
-            <w:hideMark/>
-          </w:tcPr>
-          <w:p>
-            <w:r>
-              <w:t>TEXT</w:t>
-            </w:r>
-          </w:p>
-        </w:tc>
-        <w:tc>
-          <w:tcPr>
-            <w:tcW w:w="0" w:type="auto"/>
-            <w:vAlign w:val="center"/>
-            <w:hideMark/>
-          </w:tcPr>
-          <w:p>
-            <w:r>
-              <w:t>NO</w:t>
+              <w:t>file_size</w:t>
+            </w:r>
+          </w:p>
+        </w:tc>
+        <w:tc>
+          <w:tcPr>
+            <w:tcW w:w="0" w:type="auto"/>
+            <w:vAlign w:val="center"/>
+            <w:hideMark/>
+          </w:tcPr>
+          <w:p>
+            <w:r>
+              <w:t>BIGINT</w:t>
+            </w:r>
+          </w:p>
+        </w:tc>
+        <w:tc>
+          <w:tcPr>
+            <w:tcW w:w="0" w:type="auto"/>
+            <w:vAlign w:val="center"/>
+            <w:hideMark/>
+          </w:tcPr>
+          <w:p>
+            <w:r>
+              <w:t>YES</w:t>
             </w:r>
           </w:p>
         </w:tc>
@@ -3910,19 +3866,19 @@
           </w:tcPr>
           <w:p>
             <w:r>
-              <w:t>display_file_size</w:t>
-            </w:r>
-          </w:p>
-        </w:tc>
-        <w:tc>
-          <w:tcPr>
-            <w:tcW w:w="0" w:type="auto"/>
-            <w:vAlign w:val="center"/>
-            <w:hideMark/>
-          </w:tcPr>
-          <w:p>
-            <w:r>
-              <w:t>BIGINT</w:t>
+              <w:t>mime_type</w:t>
+            </w:r>
+          </w:p>
+        </w:tc>
+        <w:tc>
+          <w:tcPr>
+            <w:tcW w:w="0" w:type="auto"/>
+            <w:vAlign w:val="center"/>
+            <w:hideMark/>
+          </w:tcPr>
+          <w:p>
+            <w:r>
+              <w:t>VARCHAR(100)</w:t>
             </w:r>
           </w:p>
         </w:tc>
@@ -3951,7 +3907,7 @@
           </w:tcPr>
           <w:p>
             <w:r>
-              <w:t>thumbnail_storage_key</w:t>
+              <w:t>storage_key</w:t>
             </w:r>
           </w:p>
         </w:tc>
@@ -3975,7 +3931,7 @@
           </w:tcPr>
           <w:p>
             <w:r>
-              <w:t>YES</w:t>
+              <w:t>NO</w:t>
             </w:r>
           </w:p>
         </w:tc>
@@ -3992,81 +3948,15 @@
           </w:tcPr>
           <w:p>
             <w:r>
-              <w:t>thumbnail_file_size</w:t>
-            </w:r>
-          </w:p>
-        </w:tc>
-        <w:tc>
-          <w:tcPr>
-            <w:tcW w:w="0" w:type="auto"/>
-            <w:vAlign w:val="center"/>
-            <w:hideMark/>
-          </w:tcPr>
-          <w:p>
-            <w:r>
-              <w:t>BIGINT</w:t>
-            </w:r>
-          </w:p>
-        </w:tc>
-        <w:tc>
-          <w:tcPr>
-            <w:tcW w:w="0" w:type="auto"/>
-            <w:vAlign w:val="center"/>
-            <w:hideMark/>
-          </w:tcPr>
-          <w:p>
-            <w:r>
-              <w:t>YES</w:t>
-            </w:r>
-          </w:p>
-        </w:tc>
-      </w:tr>
-      <w:tr>
-        <w:tc>
-          <w:tcPr>
-            <w:tcW w:type="dxa" w:w="1165"/>
-          </w:tcPr>
-          <w:p>
-            <w:r>
-              <w:t>mime_type</w:t>
-            </w:r>
-          </w:p>
-        </w:tc>
-        <w:tc>
-          <w:tcPr>
-            <w:tcW w:type="dxa" w:w="1401"/>
-          </w:tcPr>
-          <w:p>
-            <w:r>
-              <w:t>VARCHAR(100)</w:t>
-            </w:r>
-          </w:p>
-        </w:tc>
-        <w:tc>
-          <w:tcPr>
-            <w:tcW w:type="dxa" w:w="838"/>
-          </w:tcPr>
-          <w:p>
-            <w:r>
-              <w:t>YES</w:t>
-            </w:r>
-          </w:p>
-        </w:tc>
-      </w:tr>
-      <w:tr>
-        <w:tc>
-          <w:tcPr>
-            <w:tcW w:type="dxa" w:w="1165"/>
-          </w:tcPr>
-          <w:p>
-            <w:r>
               <w:t>created_at</w:t>
             </w:r>
           </w:p>
         </w:tc>
         <w:tc>
           <w:tcPr>
-            <w:tcW w:type="dxa" w:w="1401"/>
+            <w:tcW w:w="0" w:type="auto"/>
+            <w:vAlign w:val="center"/>
+            <w:hideMark/>
           </w:tcPr>
           <w:p>
             <w:r>
@@ -4076,7 +3966,9 @@
         </w:tc>
         <w:tc>
           <w:tcPr>
-            <w:tcW w:type="dxa" w:w="838"/>
+            <w:tcW w:w="0" w:type="auto"/>
+            <w:vAlign w:val="center"/>
+            <w:hideMark/>
           </w:tcPr>
           <w:p>
             <w:r>
@@ -4089,7 +3981,7 @@
     <w:p>
       <w:r>
         <w:pict w14:anchorId="09EB50B7">
-          <v:rect id="_x0000_i1119" style="width:0;height:1.5pt" o:hralign="center" o:hrstd="t" o:hr="t" fillcolor="#a0a0a0" stroked="f"/>
+          <v:rect id="_x0000_i1059" style="width:0;height:1.5pt" o:hralign="center" o:hrstd="t" o:hr="t" fillcolor="#a0a0a0" stroked="f"/>
         </w:pict>
       </w:r>
     </w:p>
@@ -4126,7 +4018,7 @@
     <w:p>
       <w:r>
         <w:pict w14:anchorId="23843008">
-          <v:rect id="_x0000_i1120" style="width:0;height:1.5pt" o:hralign="center" o:hrstd="t" o:hr="t" fillcolor="#a0a0a0" stroked="f"/>
+          <v:rect id="_x0000_i1060" style="width:0;height:1.5pt" o:hralign="center" o:hrstd="t" o:hr="t" fillcolor="#a0a0a0" stroked="f"/>
         </w:pict>
       </w:r>
     </w:p>
@@ -4193,7 +4085,7 @@
     <w:p>
       <w:r>
         <w:pict w14:anchorId="21337B8C">
-          <v:rect id="_x0000_i1121" style="width:0;height:1.5pt" o:hralign="center" o:hrstd="t" o:hr="t" fillcolor="#a0a0a0" stroked="f"/>
+          <v:rect id="_x0000_i1061" style="width:0;height:1.5pt" o:hralign="center" o:hrstd="t" o:hr="t" fillcolor="#a0a0a0" stroked="f"/>
         </w:pict>
       </w:r>
     </w:p>
@@ -4240,29 +4132,13 @@
           <w:rStyle w:val="HTML1"/>
           <w:lang w:val="en-US"/>
         </w:rPr>
-        <w:t>(</w:t>
-      </w:r>
-      <w:proofErr w:type="gramStart"/>
-      <w:r>
-        <w:rPr>
-          <w:rStyle w:val="HTML1"/>
-          <w:lang w:val="en-US"/>
-        </w:rPr>
-        <w:t>memory</w:t>
-      </w:r>
-      <w:proofErr w:type="gramEnd"/>
-      <w:r>
-        <w:rPr>
-          <w:rStyle w:val="HTML1"/>
-          <w:lang w:val="en-US"/>
-        </w:rPr>
-        <w:t>_id)</w:t>
+        <w:t>(memory_id)</w:t>
       </w:r>
     </w:p>
     <w:p>
       <w:r>
         <w:pict w14:anchorId="4F177F21">
-          <v:rect id="_x0000_i1122" style="width:0;height:1.5pt" o:hralign="center" o:hrstd="t" o:hr="t" fillcolor="#a0a0a0" stroked="f"/>
+          <v:rect id="_x0000_i1062" style="width:0;height:1.5pt" o:hralign="center" o:hrstd="t" o:hr="t" fillcolor="#a0a0a0" stroked="f"/>
         </w:pict>
       </w:r>
     </w:p>
@@ -4275,63 +4151,208 @@
       </w:r>
     </w:p>
     <w:p>
-      <w:pPr/>
-      <w:r>
-        <w:t>The database stores file metadata only. DISPLAY and THUMBNAIL content is stored in private object storage.</w:t>
-      </w:r>
-    </w:p>
-    <w:p>
-      <w:pPr/>
-      <w:r>
-        <w:t>display_storage_key and thumbnail_storage_key are internal StorageService/MinIO object identifiers.</w:t>
-      </w:r>
-    </w:p>
-    <w:p>
-      <w:pPr/>
-      <w:r>
-        <w:t>They are not URLs, user filenames, temporary links or backend API paths.</w:t>
-      </w:r>
-    </w:p>
-    <w:p>
-      <w:pPr/>
-      <w:r>
-        <w:t>Allowed media_type values: PHOTO, VOICE, VIDEO. The MVP currently implements PHOTO.</w:t>
-      </w:r>
-    </w:p>
-    <w:p>
-      <w:pPr/>
-      <w:r>
-        <w:t>V9 migration preserves nullable compatibility for legacy rows: thumbnail_storage_key, thumbnail_file_size, display_file_size and mime_type may be nullable at DB level.</w:t>
-      </w:r>
-    </w:p>
-    <w:p>
-      <w:pPr/>
-      <w:r>
-        <w:t>Current application-created MediaFile stricter invariant: both representation keys required, keys nonblank, display key differs from thumbnail key, sizes positive, MIME required.</w:t>
-      </w:r>
-    </w:p>
-    <w:p>
-      <w:pPr/>
-      <w:r>
-        <w:t>Current persisted PHOTO MIME: image/jpeg.</w:t>
-      </w:r>
-    </w:p>
-    <w:p>
-      <w:pPr/>
-      <w:r>
-        <w:t>Deleting Memory removes related media_files rows through ON DELETE CASCADE.</w:t>
-      </w:r>
-    </w:p>
-    <w:p>
-      <w:pPr/>
-      <w:r>
-        <w:t>ON DELETE CASCADE removes PostgreSQL metadata only. Physical cleanup for DISPLAY/THUMBNAIL is performed by application layer after commit.</w:t>
+      <w:pPr>
+        <w:pStyle w:val="a3"/>
+      </w:pPr>
+      <w:r>
+        <w:t>В базе данных хранится только metadata файла.</w:t>
+      </w:r>
+    </w:p>
+    <w:p>
+      <w:pPr>
+        <w:pStyle w:val="a3"/>
+      </w:pPr>
+      <w:r>
+        <w:t>Поле</w:t>
+      </w:r>
+    </w:p>
+    <w:p>
+      <w:pPr>
+        <w:pStyle w:val="HTML"/>
+        <w:rPr>
+          <w:rStyle w:val="HTML1"/>
+        </w:rPr>
+      </w:pPr>
+      <w:r>
+        <w:rPr>
+          <w:rStyle w:val="HTML1"/>
+        </w:rPr>
+        <w:t>storage_key</w:t>
+      </w:r>
+    </w:p>
+    <w:p>
+      <w:pPr>
+        <w:pStyle w:val="a3"/>
+      </w:pPr>
+      <w:r>
+        <w:t>является внутренним идентификатором объекта в Object Storage (MinIO).</w:t>
+      </w:r>
+    </w:p>
+    <w:p>
+      <w:pPr>
+        <w:pStyle w:val="a3"/>
+      </w:pPr>
+      <w:r>
+        <w:lastRenderedPageBreak/>
+        <w:t>Оно не является:</w:t>
+      </w:r>
+    </w:p>
+    <w:p>
+      <w:pPr>
+        <w:pStyle w:val="a3"/>
+        <w:numPr>
+          <w:ilvl w:val="0"/>
+          <w:numId w:val="10"/>
+        </w:numPr>
+      </w:pPr>
+      <w:r>
+        <w:t>URL;</w:t>
+      </w:r>
+    </w:p>
+    <w:p>
+      <w:pPr>
+        <w:pStyle w:val="a3"/>
+        <w:numPr>
+          <w:ilvl w:val="0"/>
+          <w:numId w:val="10"/>
+        </w:numPr>
+      </w:pPr>
+      <w:r>
+        <w:t>именем файла пользователя;</w:t>
+      </w:r>
+    </w:p>
+    <w:p>
+      <w:pPr>
+        <w:pStyle w:val="a3"/>
+        <w:numPr>
+          <w:ilvl w:val="0"/>
+          <w:numId w:val="10"/>
+        </w:numPr>
+      </w:pPr>
+      <w:r>
+        <w:t>временной ссылкой (signed URL).</w:t>
+      </w:r>
+    </w:p>
+    <w:p>
+      <w:pPr>
+        <w:pStyle w:val="a3"/>
+      </w:pPr>
+      <w:r>
+        <w:t xml:space="preserve">Допустимые значения </w:t>
+      </w:r>
+      <w:r>
+        <w:rPr>
+          <w:rStyle w:val="HTML1"/>
+        </w:rPr>
+        <w:t>media_type</w:t>
+      </w:r>
+      <w:r>
+        <w:t>:</w:t>
+      </w:r>
+    </w:p>
+    <w:p>
+      <w:pPr>
+        <w:pStyle w:val="a3"/>
+        <w:numPr>
+          <w:ilvl w:val="0"/>
+          <w:numId w:val="11"/>
+        </w:numPr>
+      </w:pPr>
+      <w:r>
+        <w:t>PHOTO</w:t>
+      </w:r>
+    </w:p>
+    <w:p>
+      <w:pPr>
+        <w:pStyle w:val="a3"/>
+        <w:numPr>
+          <w:ilvl w:val="0"/>
+          <w:numId w:val="11"/>
+        </w:numPr>
+      </w:pPr>
+      <w:r>
+        <w:t>VOICE</w:t>
+      </w:r>
+    </w:p>
+    <w:p>
+      <w:pPr>
+        <w:pStyle w:val="a3"/>
+        <w:numPr>
+          <w:ilvl w:val="0"/>
+          <w:numId w:val="11"/>
+        </w:numPr>
+      </w:pPr>
+      <w:r>
+        <w:t>VIDEO</w:t>
+      </w:r>
+    </w:p>
+    <w:p>
+      <w:pPr>
+        <w:pStyle w:val="a3"/>
+      </w:pPr>
+      <w:r>
+        <w:t>Поля</w:t>
+      </w:r>
+    </w:p>
+    <w:p>
+      <w:pPr>
+        <w:pStyle w:val="a3"/>
+        <w:numPr>
+          <w:ilvl w:val="0"/>
+          <w:numId w:val="12"/>
+        </w:numPr>
+      </w:pPr>
+      <w:r>
+        <w:rPr>
+          <w:rStyle w:val="HTML1"/>
+        </w:rPr>
+        <w:t>file_size</w:t>
+      </w:r>
+    </w:p>
+    <w:p>
+      <w:pPr>
+        <w:pStyle w:val="a3"/>
+        <w:numPr>
+          <w:ilvl w:val="0"/>
+          <w:numId w:val="12"/>
+        </w:numPr>
+      </w:pPr>
+      <w:r>
+        <w:rPr>
+          <w:rStyle w:val="HTML1"/>
+        </w:rPr>
+        <w:t>mime_type</w:t>
+      </w:r>
+    </w:p>
+    <w:p>
+      <w:pPr>
+        <w:pStyle w:val="a3"/>
+      </w:pPr>
+      <w:r>
+        <w:t>являются необязательными.</w:t>
+      </w:r>
+    </w:p>
+    <w:p>
+      <w:pPr>
+        <w:pStyle w:val="a3"/>
+      </w:pPr>
+      <w:r>
+        <w:t xml:space="preserve">Удаление Memory автоматически удаляет связанные записи </w:t>
+      </w:r>
+      <w:r>
+        <w:rPr>
+          <w:rStyle w:val="HTML1"/>
+        </w:rPr>
+        <w:t>media_files</w:t>
+      </w:r>
+      <w:r>
+        <w:t>.</w:t>
       </w:r>
     </w:p>
     <w:p>
       <w:r>
         <w:pict w14:anchorId="5374E396">
-          <v:rect id="_x0000_i1123" style="width:0;height:1.5pt" o:hralign="center" o:hrstd="t" o:hr="t" fillcolor="#a0a0a0" stroked="f"/>
+          <v:rect id="_x0000_i1063" style="width:0;height:1.5pt" o:hralign="center" o:hrstd="t" o:hr="t" fillcolor="#a0a0a0" stroked="f"/>
         </w:pict>
       </w:r>
     </w:p>
@@ -4378,7 +4399,7 @@
     <w:p>
       <w:r>
         <w:pict w14:anchorId="464BE016">
-          <v:rect id="_x0000_i1124" style="width:0;height:1.5pt" o:hralign="center" o:hrstd="t" o:hr="t" fillcolor="#a0a0a0" stroked="f"/>
+          <v:rect id="_x0000_i1064" style="width:0;height:1.5pt" o:hralign="center" o:hrstd="t" o:hr="t" fillcolor="#a0a0a0" stroked="f"/>
         </w:pict>
       </w:r>
     </w:p>
@@ -4587,13 +4608,8 @@
             <w:hideMark/>
           </w:tcPr>
           <w:p>
-            <w:proofErr w:type="gramStart"/>
-            <w:r>
-              <w:t>VARCHAR(</w:t>
-            </w:r>
-            <w:proofErr w:type="gramEnd"/>
-            <w:r>
-              <w:t>255)</w:t>
+            <w:r>
+              <w:t>VARCHAR(255)</w:t>
             </w:r>
           </w:p>
         </w:tc>
@@ -4779,7 +4795,7 @@
       <w:r>
         <w:lastRenderedPageBreak/>
         <w:pict w14:anchorId="67E089BA">
-          <v:rect id="_x0000_i1125" style="width:0;height:1.5pt" o:hralign="center" o:hrstd="t" o:hr="t" fillcolor="#a0a0a0" stroked="f"/>
+          <v:rect id="_x0000_i1065" style="width:0;height:1.5pt" o:hralign="center" o:hrstd="t" o:hr="t" fillcolor="#a0a0a0" stroked="f"/>
         </w:pict>
       </w:r>
     </w:p>
@@ -4816,7 +4832,7 @@
     <w:p>
       <w:r>
         <w:pict w14:anchorId="2C108754">
-          <v:rect id="_x0000_i1126" style="width:0;height:1.5pt" o:hralign="center" o:hrstd="t" o:hr="t" fillcolor="#a0a0a0" stroked="f"/>
+          <v:rect id="_x0000_i1066" style="width:0;height:1.5pt" o:hralign="center" o:hrstd="t" o:hr="t" fillcolor="#a0a0a0" stroked="f"/>
         </w:pict>
       </w:r>
     </w:p>
@@ -4853,7 +4869,7 @@
     <w:p>
       <w:r>
         <w:pict w14:anchorId="1124646E">
-          <v:rect id="_x0000_i1127" style="width:0;height:1.5pt" o:hralign="center" o:hrstd="t" o:hr="t" fillcolor="#a0a0a0" stroked="f"/>
+          <v:rect id="_x0000_i1067" style="width:0;height:1.5pt" o:hralign="center" o:hrstd="t" o:hr="t" fillcolor="#a0a0a0" stroked="f"/>
         </w:pict>
       </w:r>
     </w:p>
@@ -4934,7 +4950,7 @@
     <w:p>
       <w:r>
         <w:pict w14:anchorId="3C2D8B4E">
-          <v:rect id="_x0000_i1128" style="width:0;height:1.5pt" o:hralign="center" o:hrstd="t" o:hr="t" fillcolor="#a0a0a0" stroked="f"/>
+          <v:rect id="_x0000_i1068" style="width:0;height:1.5pt" o:hralign="center" o:hrstd="t" o:hr="t" fillcolor="#a0a0a0" stroked="f"/>
         </w:pict>
       </w:r>
     </w:p>
@@ -5040,7 +5056,7 @@
     <w:p>
       <w:r>
         <w:pict w14:anchorId="3A4603C8">
-          <v:rect id="_x0000_i1129" style="width:0;height:1.5pt" o:hralign="center" o:hrstd="t" o:hr="t" fillcolor="#a0a0a0" stroked="f"/>
+          <v:rect id="_x0000_i1069" style="width:0;height:1.5pt" o:hralign="center" o:hrstd="t" o:hr="t" fillcolor="#a0a0a0" stroked="f"/>
         </w:pict>
       </w:r>
     </w:p>
@@ -5109,7 +5125,7 @@
     <w:p>
       <w:r>
         <w:pict w14:anchorId="2B0BDE55">
-          <v:rect id="_x0000_i1130" style="width:0;height:1.5pt" o:hralign="center" o:hrstd="t" o:hr="t" fillcolor="#a0a0a0" stroked="f"/>
+          <v:rect id="_x0000_i1070" style="width:0;height:1.5pt" o:hralign="center" o:hrstd="t" o:hr="t" fillcolor="#a0a0a0" stroked="f"/>
         </w:pict>
       </w:r>
     </w:p>
@@ -5319,13 +5335,8 @@
             <w:hideMark/>
           </w:tcPr>
           <w:p>
-            <w:proofErr w:type="gramStart"/>
-            <w:r>
-              <w:t>VARCHAR(</w:t>
-            </w:r>
-            <w:proofErr w:type="gramEnd"/>
-            <w:r>
-              <w:t>255)</w:t>
+            <w:r>
+              <w:t>VARCHAR(255)</w:t>
             </w:r>
           </w:p>
         </w:tc>
@@ -5469,7 +5480,7 @@
     <w:p>
       <w:r>
         <w:pict w14:anchorId="015D3215">
-          <v:rect id="_x0000_i1131" style="width:0;height:1.5pt" o:hralign="center" o:hrstd="t" o:hr="t" fillcolor="#a0a0a0" stroked="f"/>
+          <v:rect id="_x0000_i1071" style="width:0;height:1.5pt" o:hralign="center" o:hrstd="t" o:hr="t" fillcolor="#a0a0a0" stroked="f"/>
         </w:pict>
       </w:r>
     </w:p>
@@ -5506,7 +5517,7 @@
     <w:p>
       <w:r>
         <w:pict w14:anchorId="6F5702E1">
-          <v:rect id="_x0000_i1132" style="width:0;height:1.5pt" o:hralign="center" o:hrstd="t" o:hr="t" fillcolor="#a0a0a0" stroked="f"/>
+          <v:rect id="_x0000_i1072" style="width:0;height:1.5pt" o:hralign="center" o:hrstd="t" o:hr="t" fillcolor="#a0a0a0" stroked="f"/>
         </w:pict>
       </w:r>
     </w:p>
@@ -5543,7 +5554,7 @@
     <w:p>
       <w:r>
         <w:pict w14:anchorId="781654DE">
-          <v:rect id="_x0000_i1133" style="width:0;height:1.5pt" o:hralign="center" o:hrstd="t" o:hr="t" fillcolor="#a0a0a0" stroked="f"/>
+          <v:rect id="_x0000_i1073" style="width:0;height:1.5pt" o:hralign="center" o:hrstd="t" o:hr="t" fillcolor="#a0a0a0" stroked="f"/>
         </w:pict>
       </w:r>
     </w:p>
@@ -5596,7 +5607,7 @@
     <w:p>
       <w:r>
         <w:pict w14:anchorId="0BC2BA05">
-          <v:rect id="_x0000_i1134" style="width:0;height:1.5pt" o:hralign="center" o:hrstd="t" o:hr="t" fillcolor="#a0a0a0" stroked="f"/>
+          <v:rect id="_x0000_i1074" style="width:0;height:1.5pt" o:hralign="center" o:hrstd="t" o:hr="t" fillcolor="#a0a0a0" stroked="f"/>
         </w:pict>
       </w:r>
     </w:p>
@@ -5689,7 +5700,7 @@
     <w:p>
       <w:r>
         <w:pict w14:anchorId="4866FE8C">
-          <v:rect id="_x0000_i1135" style="width:0;height:1.5pt" o:hralign="center" o:hrstd="t" o:hr="t" fillcolor="#a0a0a0" stroked="f"/>
+          <v:rect id="_x0000_i1075" style="width:0;height:1.5pt" o:hralign="center" o:hrstd="t" o:hr="t" fillcolor="#a0a0a0" stroked="f"/>
         </w:pict>
       </w:r>
     </w:p>
@@ -5921,7 +5932,7 @@
     <w:p>
       <w:r>
         <w:pict w14:anchorId="32402B8F">
-          <v:rect id="_x0000_i1136" style="width:0;height:1.5pt" o:hralign="center" o:hrstd="t" o:hr="t" fillcolor="#a0a0a0" stroked="f"/>
+          <v:rect id="_x0000_i1076" style="width:0;height:1.5pt" o:hralign="center" o:hrstd="t" o:hr="t" fillcolor="#a0a0a0" stroked="f"/>
         </w:pict>
       </w:r>
     </w:p>
@@ -6168,7 +6179,7 @@
     <w:p>
       <w:r>
         <w:pict w14:anchorId="62D3D999">
-          <v:rect id="_x0000_i1137" style="width:0;height:1.5pt" o:hralign="center" o:hrstd="t" o:hr="t" fillcolor="#a0a0a0" stroked="f"/>
+          <v:rect id="_x0000_i1077" style="width:0;height:1.5pt" o:hralign="center" o:hrstd="t" o:hr="t" fillcolor="#a0a0a0" stroked="f"/>
         </w:pict>
       </w:r>
     </w:p>
@@ -6519,22 +6530,13 @@
           <w:rStyle w:val="HTML1"/>
           <w:lang w:val="en-US"/>
         </w:rPr>
-        <w:t xml:space="preserve">media_files   </w:t>
-      </w:r>
-      <w:proofErr w:type="gramStart"/>
-      <w:r>
-        <w:rPr>
-          <w:rStyle w:val="HTML1"/>
-          <w:lang w:val="en-US"/>
-        </w:rPr>
-        <w:t>invites</w:t>
-      </w:r>
-      <w:proofErr w:type="gramEnd"/>
+        <w:t>media_files   invites</w:t>
+      </w:r>
     </w:p>
     <w:p>
       <w:r>
         <w:pict w14:anchorId="744FBBD0">
-          <v:rect id="_x0000_i1138" style="width:0;height:1.5pt" o:hralign="center" o:hrstd="t" o:hr="t" fillcolor="#a0a0a0" stroked="f"/>
+          <v:rect id="_x0000_i1078" style="width:0;height:1.5pt" o:hralign="center" o:hrstd="t" o:hr="t" fillcolor="#a0a0a0" stroked="f"/>
         </w:pict>
       </w:r>
     </w:p>
@@ -6781,7 +6783,7 @@
     <w:p>
       <w:r>
         <w:pict w14:anchorId="31E516B8">
-          <v:rect id="_x0000_i1139" style="width:0;height:1.5pt" o:hralign="center" o:hrstd="t" o:hr="t" fillcolor="#a0a0a0" stroked="f"/>
+          <v:rect id="_x0000_i1079" style="width:0;height:1.5pt" o:hralign="center" o:hrstd="t" o:hr="t" fillcolor="#a0a0a0" stroked="f"/>
         </w:pict>
       </w:r>
     </w:p>
@@ -6790,7 +6792,1094 @@
         <w:pStyle w:val="a3"/>
       </w:pPr>
     </w:p>
+    <w:p>
+      <w:pPr>
+        <w:rPr>
+          <w:lang w:val="en-US"/>
+        </w:rPr>
+      </w:pPr>
+      <w:r>
+        <w:rPr>
+          <w:lang w:val="en-US"/>
+        </w:rPr>
+        <w:t>Music / Soundtrack Extension</w:t>
+      </w:r>
+    </w:p>
+    <w:p>
+      <w:pPr>
+        <w:rPr>
+          <w:lang w:val="en-US"/>
+        </w:rPr>
+      </w:pPr>
+    </w:p>
+    <w:p>
+      <w:pPr>
+        <w:rPr>
+          <w:lang w:val="en-US"/>
+        </w:rPr>
+      </w:pPr>
+      <w:r>
+        <w:rPr>
+          <w:lang w:val="en-US"/>
+        </w:rPr>
+        <w:t xml:space="preserve">Story Playback Background Music </w:t>
+      </w:r>
+      <w:r>
+        <w:t>добавляет</w:t>
+      </w:r>
+      <w:r>
+        <w:rPr>
+          <w:lang w:val="en-US"/>
+        </w:rPr>
+        <w:t xml:space="preserve"> </w:t>
+      </w:r>
+      <w:r>
+        <w:t>два</w:t>
+      </w:r>
+      <w:r>
+        <w:rPr>
+          <w:lang w:val="en-US"/>
+        </w:rPr>
+        <w:t xml:space="preserve"> conceptual persistence</w:t>
+      </w:r>
+    </w:p>
+    <w:p>
+      <w:pPr>
+        <w:rPr>
+          <w:lang w:val="en-US"/>
+        </w:rPr>
+      </w:pPr>
+      <w:r>
+        <w:rPr>
+          <w:lang w:val="en-US"/>
+        </w:rPr>
+        <w:t>elements:</w:t>
+      </w:r>
+    </w:p>
+    <w:p>
+      <w:pPr>
+        <w:rPr>
+          <w:lang w:val="en-US"/>
+        </w:rPr>
+      </w:pPr>
+    </w:p>
+    <w:p>
+      <w:pPr>
+        <w:rPr>
+          <w:lang w:val="en-US"/>
+        </w:rPr>
+      </w:pPr>
+      <w:r>
+        <w:rPr>
+          <w:lang w:val="en-US"/>
+        </w:rPr>
+        <w:t>music_tracks</w:t>
+      </w:r>
+    </w:p>
+    <w:p>
+      <w:pPr>
+        <w:rPr>
+          <w:lang w:val="en-US"/>
+        </w:rPr>
+      </w:pPr>
+    </w:p>
+    <w:p>
+      <w:pPr>
+        <w:rPr>
+          <w:lang w:val="en-US"/>
+        </w:rPr>
+      </w:pPr>
+      <w:r>
+        <w:t>и</w:t>
+      </w:r>
+    </w:p>
+    <w:p>
+      <w:pPr>
+        <w:rPr>
+          <w:lang w:val="en-US"/>
+        </w:rPr>
+      </w:pPr>
+    </w:p>
+    <w:p>
+      <w:pPr>
+        <w:rPr>
+          <w:lang w:val="en-US"/>
+        </w:rPr>
+      </w:pPr>
+      <w:r>
+        <w:rPr>
+          <w:lang w:val="en-US"/>
+        </w:rPr>
+        <w:t>nullable Story → MusicTrack relation.</w:t>
+      </w:r>
+    </w:p>
+    <w:p>
+      <w:pPr>
+        <w:rPr>
+          <w:lang w:val="en-US"/>
+        </w:rPr>
+      </w:pPr>
+    </w:p>
+    <w:p>
+      <w:pPr>
+        <w:rPr>
+          <w:lang w:val="en-US"/>
+        </w:rPr>
+      </w:pPr>
+      <w:r>
+        <w:rPr>
+          <w:lang w:val="en-US"/>
+        </w:rPr>
+        <w:t>Conceptual model:</w:t>
+      </w:r>
+    </w:p>
+    <w:p>
+      <w:pPr>
+        <w:rPr>
+          <w:lang w:val="en-US"/>
+        </w:rPr>
+      </w:pPr>
+    </w:p>
+    <w:p>
+      <w:pPr>
+        <w:rPr>
+          <w:lang w:val="en-US"/>
+        </w:rPr>
+      </w:pPr>
+      <w:r>
+        <w:rPr>
+          <w:lang w:val="en-US"/>
+        </w:rPr>
+        <w:t>stories</w:t>
+      </w:r>
+    </w:p>
+    <w:p>
+      <w:pPr>
+        <w:rPr>
+          <w:lang w:val="en-US"/>
+        </w:rPr>
+      </w:pPr>
+      <w:r>
+        <w:rPr>
+          <w:lang w:val="en-US"/>
+        </w:rPr>
+        <w:t xml:space="preserve">    |</w:t>
+      </w:r>
+    </w:p>
+    <w:p>
+      <w:pPr>
+        <w:rPr>
+          <w:lang w:val="en-US"/>
+        </w:rPr>
+      </w:pPr>
+      <w:r>
+        <w:rPr>
+          <w:lang w:val="en-US"/>
+        </w:rPr>
+        <w:t xml:space="preserve">    | soundtrack_id NULLABLE</w:t>
+      </w:r>
+    </w:p>
+    <w:p>
+      <w:pPr>
+        <w:rPr>
+          <w:lang w:val="en-US"/>
+        </w:rPr>
+      </w:pPr>
+      <w:r>
+        <w:rPr>
+          <w:lang w:val="en-US"/>
+        </w:rPr>
+        <w:t xml:space="preserve">    |</w:t>
+      </w:r>
+    </w:p>
+    <w:p>
+      <w:pPr>
+        <w:rPr>
+          <w:lang w:val="en-US"/>
+        </w:rPr>
+      </w:pPr>
+      <w:r>
+        <w:rPr>
+          <w:lang w:val="en-US"/>
+        </w:rPr>
+        <w:lastRenderedPageBreak/>
+        <w:t xml:space="preserve">    v</w:t>
+      </w:r>
+    </w:p>
+    <w:p>
+      <w:pPr>
+        <w:rPr>
+          <w:lang w:val="en-US"/>
+        </w:rPr>
+      </w:pPr>
+      <w:r>
+        <w:rPr>
+          <w:lang w:val="en-US"/>
+        </w:rPr>
+        <w:t>music_tracks</w:t>
+      </w:r>
+    </w:p>
+    <w:p>
+      <w:pPr>
+        <w:rPr>
+          <w:lang w:val="en-US"/>
+        </w:rPr>
+      </w:pPr>
+    </w:p>
+    <w:p>
+      <w:pPr>
+        <w:rPr>
+          <w:lang w:val="en-US"/>
+        </w:rPr>
+      </w:pPr>
+      <w:r>
+        <w:rPr>
+          <w:lang w:val="en-US"/>
+        </w:rPr>
+        <w:t>NULL soundtrack_id</w:t>
+      </w:r>
+    </w:p>
+    <w:p>
+      <w:pPr>
+        <w:rPr>
+          <w:lang w:val="en-US"/>
+        </w:rPr>
+      </w:pPr>
+      <w:r>
+        <w:t>означает</w:t>
+      </w:r>
+      <w:r>
+        <w:rPr>
+          <w:lang w:val="en-US"/>
+        </w:rPr>
+        <w:t>:</w:t>
+      </w:r>
+    </w:p>
+    <w:p>
+      <w:pPr>
+        <w:rPr>
+          <w:lang w:val="en-US"/>
+        </w:rPr>
+      </w:pPr>
+    </w:p>
+    <w:p>
+      <w:pPr>
+        <w:rPr>
+          <w:lang w:val="en-US"/>
+        </w:rPr>
+      </w:pPr>
+      <w:r>
+        <w:rPr>
+          <w:lang w:val="en-US"/>
+        </w:rPr>
+        <w:t>No music</w:t>
+      </w:r>
+    </w:p>
+    <w:p>
+      <w:pPr>
+        <w:rPr>
+          <w:lang w:val="en-US"/>
+        </w:rPr>
+      </w:pPr>
+    </w:p>
+    <w:p>
+      <w:pPr>
+        <w:rPr>
+          <w:lang w:val="en-US"/>
+        </w:rPr>
+      </w:pPr>
+      <w:r>
+        <w:rPr>
+          <w:lang w:val="en-US"/>
+        </w:rPr>
+        <w:t>Relation:</w:t>
+      </w:r>
+    </w:p>
+    <w:p>
+      <w:pPr>
+        <w:rPr>
+          <w:lang w:val="en-US"/>
+        </w:rPr>
+      </w:pPr>
+    </w:p>
+    <w:p>
+      <w:pPr>
+        <w:rPr>
+          <w:lang w:val="en-US"/>
+        </w:rPr>
+      </w:pPr>
+      <w:r>
+        <w:rPr>
+          <w:lang w:val="en-US"/>
+        </w:rPr>
+        <w:t>MusicTrack</w:t>
+      </w:r>
+    </w:p>
+    <w:p>
+      <w:pPr>
+        <w:rPr>
+          <w:lang w:val="en-US"/>
+        </w:rPr>
+      </w:pPr>
+      <w:r>
+        <w:rPr>
+          <w:lang w:val="en-US"/>
+        </w:rPr>
+        <w:t>1</w:t>
+      </w:r>
+    </w:p>
+    <w:p>
+      <w:r>
+        <w:t>↑</w:t>
+      </w:r>
+    </w:p>
+    <w:p>
+      <w:r>
+        <w:t>│</w:t>
+      </w:r>
+    </w:p>
+    <w:p>
+      <w:r>
+        <w:t>N</w:t>
+      </w:r>
+    </w:p>
+    <w:p>
+      <w:r>
+        <w:t>Story</w:t>
+      </w:r>
+    </w:p>
     <w:p/>
+    <w:p>
+      <w:r>
+        <w:t>Один MusicTrack может быть выбран несколькими Stories.</w:t>
+      </w:r>
+    </w:p>
+    <w:p/>
+    <w:p>
+      <w:r>
+        <w:t>Одна Story может иметь максимум один selected MusicTrack.</w:t>
+      </w:r>
+    </w:p>
+    <w:p/>
+    <w:p/>
+    <w:p>
+      <w:pPr>
+        <w:rPr>
+          <w:lang w:val="en-US"/>
+        </w:rPr>
+      </w:pPr>
+      <w:r>
+        <w:rPr>
+          <w:lang w:val="en-US"/>
+        </w:rPr>
+        <w:t>Important</w:t>
+      </w:r>
+    </w:p>
+    <w:p>
+      <w:pPr>
+        <w:rPr>
+          <w:lang w:val="en-US"/>
+        </w:rPr>
+      </w:pPr>
+    </w:p>
+    <w:p>
+      <w:pPr>
+        <w:rPr>
+          <w:lang w:val="en-US"/>
+        </w:rPr>
+      </w:pPr>
+      <w:r>
+        <w:rPr>
+          <w:lang w:val="en-US"/>
+        </w:rPr>
+        <w:t xml:space="preserve">MusicTrack </w:t>
+      </w:r>
+      <w:r>
+        <w:t>не</w:t>
+      </w:r>
+      <w:r>
+        <w:rPr>
+          <w:lang w:val="en-US"/>
+        </w:rPr>
+        <w:t xml:space="preserve"> </w:t>
+      </w:r>
+      <w:r>
+        <w:t>является</w:t>
+      </w:r>
+      <w:r>
+        <w:rPr>
+          <w:lang w:val="en-US"/>
+        </w:rPr>
+        <w:t xml:space="preserve"> MediaFile.</w:t>
+      </w:r>
+    </w:p>
+    <w:p>
+      <w:pPr>
+        <w:rPr>
+          <w:lang w:val="en-US"/>
+        </w:rPr>
+      </w:pPr>
+    </w:p>
+    <w:p>
+      <w:pPr>
+        <w:rPr>
+          <w:lang w:val="en-US"/>
+        </w:rPr>
+      </w:pPr>
+      <w:r>
+        <w:rPr>
+          <w:lang w:val="en-US"/>
+        </w:rPr>
+        <w:t xml:space="preserve">music_tracks </w:t>
+      </w:r>
+      <w:r>
+        <w:t>не</w:t>
+      </w:r>
+      <w:r>
+        <w:rPr>
+          <w:lang w:val="en-US"/>
+        </w:rPr>
+        <w:t xml:space="preserve"> </w:t>
+      </w:r>
+      <w:r>
+        <w:t>является</w:t>
+      </w:r>
+      <w:r>
+        <w:rPr>
+          <w:lang w:val="en-US"/>
+        </w:rPr>
+        <w:t xml:space="preserve"> child-table </w:t>
+      </w:r>
+      <w:r>
+        <w:t>конкретного</w:t>
+      </w:r>
+      <w:r>
+        <w:rPr>
+          <w:lang w:val="en-US"/>
+        </w:rPr>
+        <w:t xml:space="preserve"> Memory.</w:t>
+      </w:r>
+    </w:p>
+    <w:p>
+      <w:pPr>
+        <w:rPr>
+          <w:lang w:val="en-US"/>
+        </w:rPr>
+      </w:pPr>
+    </w:p>
+    <w:p>
+      <w:pPr>
+        <w:rPr>
+          <w:lang w:val="en-US"/>
+        </w:rPr>
+      </w:pPr>
+      <w:r>
+        <w:t>Удаление</w:t>
+      </w:r>
+      <w:r>
+        <w:rPr>
+          <w:lang w:val="en-US"/>
+        </w:rPr>
+        <w:t xml:space="preserve"> Memory </w:t>
+      </w:r>
+      <w:r>
+        <w:t>не</w:t>
+      </w:r>
+      <w:r>
+        <w:rPr>
+          <w:lang w:val="en-US"/>
+        </w:rPr>
+        <w:t xml:space="preserve"> </w:t>
+      </w:r>
+      <w:r>
+        <w:t>влияет</w:t>
+      </w:r>
+      <w:r>
+        <w:rPr>
+          <w:lang w:val="en-US"/>
+        </w:rPr>
+        <w:t xml:space="preserve"> </w:t>
+      </w:r>
+      <w:r>
+        <w:t>на</w:t>
+      </w:r>
+      <w:r>
+        <w:rPr>
+          <w:lang w:val="en-US"/>
+        </w:rPr>
+        <w:t xml:space="preserve"> MusicTrack.</w:t>
+      </w:r>
+    </w:p>
+    <w:p>
+      <w:pPr>
+        <w:rPr>
+          <w:lang w:val="en-US"/>
+        </w:rPr>
+      </w:pPr>
+    </w:p>
+    <w:p>
+      <w:r>
+        <w:t>Удаление MediaFile не влияет на MusicTrack.</w:t>
+      </w:r>
+    </w:p>
+    <w:p/>
+    <w:p/>
+    <w:p>
+      <w:pPr>
+        <w:rPr>
+          <w:lang w:val="en-US"/>
+        </w:rPr>
+      </w:pPr>
+      <w:r>
+        <w:rPr>
+          <w:lang w:val="en-US"/>
+        </w:rPr>
+        <w:t>MusicTrack Availability</w:t>
+      </w:r>
+    </w:p>
+    <w:p>
+      <w:pPr>
+        <w:rPr>
+          <w:lang w:val="en-US"/>
+        </w:rPr>
+      </w:pPr>
+    </w:p>
+    <w:p>
+      <w:pPr>
+        <w:rPr>
+          <w:lang w:val="en-US"/>
+        </w:rPr>
+      </w:pPr>
+      <w:r>
+        <w:rPr>
+          <w:lang w:val="en-US"/>
+        </w:rPr>
+        <w:t xml:space="preserve">MusicTrack </w:t>
+      </w:r>
+      <w:r>
+        <w:t>должен</w:t>
+      </w:r>
+      <w:r>
+        <w:rPr>
+          <w:lang w:val="en-US"/>
+        </w:rPr>
+        <w:t xml:space="preserve"> </w:t>
+      </w:r>
+      <w:r>
+        <w:t>поддерживать</w:t>
+      </w:r>
+      <w:r>
+        <w:rPr>
+          <w:lang w:val="en-US"/>
+        </w:rPr>
+        <w:t xml:space="preserve"> </w:t>
+      </w:r>
+      <w:r>
+        <w:t>минимум</w:t>
+      </w:r>
+      <w:r>
+        <w:rPr>
+          <w:lang w:val="en-US"/>
+        </w:rPr>
+        <w:t>:</w:t>
+      </w:r>
+    </w:p>
+    <w:p>
+      <w:pPr>
+        <w:rPr>
+          <w:lang w:val="en-US"/>
+        </w:rPr>
+      </w:pPr>
+    </w:p>
+    <w:p>
+      <w:pPr>
+        <w:rPr>
+          <w:lang w:val="en-US"/>
+        </w:rPr>
+      </w:pPr>
+      <w:r>
+        <w:rPr>
+          <w:lang w:val="en-US"/>
+        </w:rPr>
+        <w:t>ACTIVE</w:t>
+      </w:r>
+    </w:p>
+    <w:p>
+      <w:r>
+        <w:t>DISABLED</w:t>
+      </w:r>
+    </w:p>
+    <w:p/>
+    <w:p>
+      <w:r>
+        <w:t>DISABLED track не удаляется автоматически из базы.</w:t>
+      </w:r>
+    </w:p>
+    <w:p/>
+    <w:p>
+      <w:r>
+        <w:t>Story может продолжать хранить soundtrack_id,</w:t>
+      </w:r>
+    </w:p>
+    <w:p>
+      <w:pPr>
+        <w:rPr>
+          <w:lang w:val="en-US"/>
+        </w:rPr>
+      </w:pPr>
+      <w:r>
+        <w:t>ссылающийся</w:t>
+      </w:r>
+      <w:r>
+        <w:rPr>
+          <w:lang w:val="en-US"/>
+        </w:rPr>
+        <w:t xml:space="preserve"> </w:t>
+      </w:r>
+      <w:r>
+        <w:t>на</w:t>
+      </w:r>
+      <w:r>
+        <w:rPr>
+          <w:lang w:val="en-US"/>
+        </w:rPr>
+        <w:t xml:space="preserve"> DISABLED MusicTrack.</w:t>
+      </w:r>
+    </w:p>
+    <w:p>
+      <w:pPr>
+        <w:rPr>
+          <w:lang w:val="en-US"/>
+        </w:rPr>
+      </w:pPr>
+    </w:p>
+    <w:p>
+      <w:pPr>
+        <w:rPr>
+          <w:lang w:val="en-US"/>
+        </w:rPr>
+      </w:pPr>
+      <w:r>
+        <w:rPr>
+          <w:lang w:val="en-US"/>
+        </w:rPr>
+        <w:t xml:space="preserve">Effective soundtrack </w:t>
+      </w:r>
+      <w:r>
+        <w:t>определяется</w:t>
+      </w:r>
+      <w:r>
+        <w:rPr>
+          <w:lang w:val="en-US"/>
+        </w:rPr>
+        <w:t xml:space="preserve"> application layer.</w:t>
+      </w:r>
+    </w:p>
+    <w:p>
+      <w:pPr>
+        <w:rPr>
+          <w:lang w:val="en-US"/>
+        </w:rPr>
+      </w:pPr>
+    </w:p>
+    <w:p>
+      <w:pPr>
+        <w:rPr>
+          <w:lang w:val="en-US"/>
+        </w:rPr>
+      </w:pPr>
+    </w:p>
+    <w:p>
+      <w:pPr>
+        <w:rPr>
+          <w:lang w:val="en-US"/>
+        </w:rPr>
+      </w:pPr>
+      <w:r>
+        <w:rPr>
+          <w:lang w:val="en-US"/>
+        </w:rPr>
+        <w:t>Foreign Key / Delete Behavior</w:t>
+      </w:r>
+    </w:p>
+    <w:p>
+      <w:pPr>
+        <w:rPr>
+          <w:lang w:val="en-US"/>
+        </w:rPr>
+      </w:pPr>
+    </w:p>
+    <w:p>
+      <w:pPr>
+        <w:rPr>
+          <w:lang w:val="en-US"/>
+        </w:rPr>
+      </w:pPr>
+      <w:r>
+        <w:t>Точный</w:t>
+      </w:r>
+      <w:r>
+        <w:rPr>
+          <w:lang w:val="en-US"/>
+        </w:rPr>
+        <w:t xml:space="preserve"> FK behavior </w:t>
+      </w:r>
+      <w:r>
+        <w:t>будет</w:t>
+      </w:r>
+      <w:r>
+        <w:rPr>
+          <w:lang w:val="en-US"/>
+        </w:rPr>
+        <w:t xml:space="preserve"> </w:t>
+      </w:r>
+      <w:r>
+        <w:t>определён</w:t>
+      </w:r>
+      <w:r>
+        <w:rPr>
+          <w:lang w:val="en-US"/>
+        </w:rPr>
+        <w:t xml:space="preserve"> </w:t>
+      </w:r>
+      <w:r>
+        <w:t>отдельным</w:t>
+      </w:r>
+      <w:r>
+        <w:rPr>
+          <w:lang w:val="en-US"/>
+        </w:rPr>
+        <w:t xml:space="preserve"> Music PostgreSQL</w:t>
+      </w:r>
+    </w:p>
+    <w:p>
+      <w:r>
+        <w:t>design pass.</w:t>
+      </w:r>
+    </w:p>
+    <w:p/>
+    <w:p>
+      <w:r>
+        <w:t>До этого момента не фиксировать автоматически:</w:t>
+      </w:r>
+    </w:p>
+    <w:p/>
+    <w:p>
+      <w:pPr>
+        <w:rPr>
+          <w:lang w:val="en-US"/>
+        </w:rPr>
+      </w:pPr>
+      <w:r>
+        <w:rPr>
+          <w:lang w:val="en-US"/>
+        </w:rPr>
+        <w:t>ON DELETE CASCADE</w:t>
+      </w:r>
+    </w:p>
+    <w:p>
+      <w:pPr>
+        <w:rPr>
+          <w:lang w:val="en-US"/>
+        </w:rPr>
+      </w:pPr>
+      <w:r>
+        <w:rPr>
+          <w:lang w:val="en-US"/>
+        </w:rPr>
+        <w:t>ON DELETE SET NULL</w:t>
+      </w:r>
+    </w:p>
+    <w:p>
+      <w:pPr>
+        <w:rPr>
+          <w:lang w:val="en-US"/>
+        </w:rPr>
+      </w:pPr>
+      <w:r>
+        <w:rPr>
+          <w:lang w:val="en-US"/>
+        </w:rPr>
+        <w:t>ON DELETE RESTRICT</w:t>
+      </w:r>
+    </w:p>
+    <w:p>
+      <w:pPr>
+        <w:rPr>
+          <w:lang w:val="en-US"/>
+        </w:rPr>
+      </w:pPr>
+    </w:p>
+    <w:p>
+      <w:pPr>
+        <w:rPr>
+          <w:lang w:val="en-US"/>
+        </w:rPr>
+      </w:pPr>
+      <w:r>
+        <w:t>без</w:t>
+      </w:r>
+      <w:r>
+        <w:rPr>
+          <w:lang w:val="en-US"/>
+        </w:rPr>
+        <w:t xml:space="preserve"> </w:t>
+      </w:r>
+      <w:r>
+        <w:t>отдельного</w:t>
+      </w:r>
+      <w:r>
+        <w:rPr>
+          <w:lang w:val="en-US"/>
+        </w:rPr>
+        <w:t xml:space="preserve"> </w:t>
+      </w:r>
+      <w:r>
+        <w:t>анализа</w:t>
+      </w:r>
+      <w:r>
+        <w:rPr>
+          <w:lang w:val="en-US"/>
+        </w:rPr>
+        <w:t xml:space="preserve"> lifecycle MusicTrack.</w:t>
+      </w:r>
+    </w:p>
+    <w:p>
+      <w:pPr>
+        <w:rPr>
+          <w:lang w:val="en-US"/>
+        </w:rPr>
+      </w:pPr>
+    </w:p>
+    <w:p>
+      <w:pPr>
+        <w:rPr>
+          <w:lang w:val="en-US"/>
+        </w:rPr>
+      </w:pPr>
+    </w:p>
+    <w:p>
+      <w:pPr>
+        <w:rPr>
+          <w:lang w:val="en-US"/>
+        </w:rPr>
+      </w:pPr>
+      <w:r>
+        <w:rPr>
+          <w:lang w:val="en-US"/>
+        </w:rPr>
+        <w:t>Not Final SQL</w:t>
+      </w:r>
+    </w:p>
+    <w:p>
+      <w:pPr>
+        <w:rPr>
+          <w:lang w:val="en-US"/>
+        </w:rPr>
+      </w:pPr>
+    </w:p>
+    <w:p>
+      <w:pPr>
+        <w:rPr>
+          <w:lang w:val="en-US"/>
+        </w:rPr>
+      </w:pPr>
+      <w:r>
+        <w:lastRenderedPageBreak/>
+        <w:t>Этот</w:t>
+      </w:r>
+      <w:r>
+        <w:rPr>
+          <w:lang w:val="en-US"/>
+        </w:rPr>
+        <w:t xml:space="preserve"> </w:t>
+      </w:r>
+      <w:r>
+        <w:t>раздел</w:t>
+      </w:r>
+      <w:r>
+        <w:rPr>
+          <w:lang w:val="en-US"/>
+        </w:rPr>
+        <w:t xml:space="preserve"> </w:t>
+      </w:r>
+      <w:r>
+        <w:t>определяет</w:t>
+      </w:r>
+      <w:r>
+        <w:rPr>
+          <w:lang w:val="en-US"/>
+        </w:rPr>
+        <w:t xml:space="preserve"> conceptual persistence model.</w:t>
+      </w:r>
+    </w:p>
+    <w:p>
+      <w:pPr>
+        <w:rPr>
+          <w:lang w:val="en-US"/>
+        </w:rPr>
+      </w:pPr>
+    </w:p>
+    <w:p>
+      <w:pPr>
+        <w:rPr>
+          <w:lang w:val="en-US"/>
+        </w:rPr>
+      </w:pPr>
+      <w:r>
+        <w:t>Точные</w:t>
+      </w:r>
+      <w:r>
+        <w:rPr>
+          <w:lang w:val="en-US"/>
+        </w:rPr>
+        <w:t>:</w:t>
+      </w:r>
+    </w:p>
+    <w:p>
+      <w:pPr>
+        <w:rPr>
+          <w:lang w:val="en-US"/>
+        </w:rPr>
+      </w:pPr>
+    </w:p>
+    <w:p>
+      <w:pPr>
+        <w:rPr>
+          <w:lang w:val="en-US"/>
+        </w:rPr>
+      </w:pPr>
+      <w:r>
+        <w:rPr>
+          <w:lang w:val="en-US"/>
+        </w:rPr>
+        <w:t>columns;</w:t>
+      </w:r>
+    </w:p>
+    <w:p>
+      <w:pPr>
+        <w:rPr>
+          <w:lang w:val="en-US"/>
+        </w:rPr>
+      </w:pPr>
+      <w:r>
+        <w:rPr>
+          <w:lang w:val="en-US"/>
+        </w:rPr>
+        <w:t>types;</w:t>
+      </w:r>
+    </w:p>
+    <w:p>
+      <w:pPr>
+        <w:rPr>
+          <w:lang w:val="en-US"/>
+        </w:rPr>
+      </w:pPr>
+      <w:r>
+        <w:rPr>
+          <w:lang w:val="en-US"/>
+        </w:rPr>
+        <w:t>constraints;</w:t>
+      </w:r>
+    </w:p>
+    <w:p>
+      <w:pPr>
+        <w:rPr>
+          <w:lang w:val="en-US"/>
+        </w:rPr>
+      </w:pPr>
+      <w:r>
+        <w:rPr>
+          <w:lang w:val="en-US"/>
+        </w:rPr>
+        <w:t>indexes;</w:t>
+      </w:r>
+    </w:p>
+    <w:p>
+      <w:pPr>
+        <w:rPr>
+          <w:lang w:val="en-US"/>
+        </w:rPr>
+      </w:pPr>
+      <w:r>
+        <w:rPr>
+          <w:lang w:val="en-US"/>
+        </w:rPr>
+        <w:t>storage metadata;</w:t>
+      </w:r>
+    </w:p>
+    <w:p>
+      <w:pPr>
+        <w:rPr>
+          <w:lang w:val="en-US"/>
+        </w:rPr>
+      </w:pPr>
+      <w:r>
+        <w:rPr>
+          <w:lang w:val="en-US"/>
+        </w:rPr>
+        <w:t>licensing metadata;</w:t>
+      </w:r>
+    </w:p>
+    <w:p>
+      <w:pPr>
+        <w:rPr>
+          <w:lang w:val="en-US"/>
+        </w:rPr>
+      </w:pPr>
+      <w:r>
+        <w:rPr>
+          <w:lang w:val="en-US"/>
+        </w:rPr>
+        <w:t>migration SQL</w:t>
+      </w:r>
+    </w:p>
+    <w:p>
+      <w:pPr>
+        <w:rPr>
+          <w:lang w:val="en-US"/>
+        </w:rPr>
+      </w:pPr>
+    </w:p>
+    <w:p>
+      <w:pPr>
+        <w:rPr>
+          <w:lang w:val="en-US"/>
+        </w:rPr>
+      </w:pPr>
+      <w:r>
+        <w:t>будут</w:t>
+      </w:r>
+      <w:r>
+        <w:rPr>
+          <w:lang w:val="en-US"/>
+        </w:rPr>
+        <w:t xml:space="preserve"> </w:t>
+      </w:r>
+      <w:r>
+        <w:t>определены</w:t>
+      </w:r>
+      <w:r>
+        <w:rPr>
+          <w:lang w:val="en-US"/>
+        </w:rPr>
+        <w:t xml:space="preserve"> </w:t>
+      </w:r>
+      <w:r>
+        <w:t>отдельным</w:t>
+      </w:r>
+      <w:r>
+        <w:rPr>
+          <w:lang w:val="en-US"/>
+        </w:rPr>
+        <w:t xml:space="preserve"> Music Architecture / PostgreSQL design pass</w:t>
+      </w:r>
+    </w:p>
+    <w:p>
+      <w:r>
+        <w:t>до реализации Flyway migration.</w:t>
+      </w:r>
+    </w:p>
     <w:sectPr>
       <w:pgSz w:w="11906" w:h="16838"/>
       <w:pgMar w:top="1134" w:right="850" w:bottom="1134" w:left="1701" w:header="708" w:footer="708" w:gutter="0"/>

--- a/docs/06-PostgreSQL-Data-Model-v1.docx
+++ b/docs/06-PostgreSQL-Data-Model-v1.docx
@@ -901,6 +901,28 @@
           <w:p>
             <w:r>
               <w:t>Refresh Tokens</w:t>
+            </w:r>
+          </w:p>
+        </w:tc>
+      </w:tr>
+      <w:tr>
+        <w:tc>
+          <w:tcPr>
+            <w:tcW w:type="dxa" w:w="1699"/>
+          </w:tcPr>
+          <w:p>
+            <w:r>
+              <w:t>music_tracks</w:t>
+            </w:r>
+          </w:p>
+        </w:tc>
+        <w:tc>
+          <w:tcPr>
+            <w:tcW w:type="dxa" w:w="2781"/>
+          </w:tcPr>
+          <w:p>
+            <w:r>
+              <w:t>Curated soundtrack catalog</w:t>
             </w:r>
           </w:p>
         </w:tc>
@@ -1717,31 +1739,31 @@
           </w:tcPr>
           <w:p>
             <w:r>
-              <w:t>created_at</w:t>
-            </w:r>
-          </w:p>
-        </w:tc>
-        <w:tc>
-          <w:tcPr>
-            <w:tcW w:w="0" w:type="auto"/>
-            <w:vAlign w:val="center"/>
-            <w:hideMark/>
-          </w:tcPr>
-          <w:p>
-            <w:r>
-              <w:t>TIMESTAMPTZ</w:t>
-            </w:r>
-          </w:p>
-        </w:tc>
-        <w:tc>
-          <w:tcPr>
-            <w:tcW w:w="0" w:type="auto"/>
-            <w:vAlign w:val="center"/>
-            <w:hideMark/>
-          </w:tcPr>
-          <w:p>
-            <w:r>
-              <w:t>NO</w:t>
+              <w:t>soundtrack_id</w:t>
+            </w:r>
+          </w:p>
+        </w:tc>
+        <w:tc>
+          <w:tcPr>
+            <w:tcW w:w="0" w:type="auto"/>
+            <w:vAlign w:val="center"/>
+            <w:hideMark/>
+          </w:tcPr>
+          <w:p>
+            <w:r>
+              <w:t>UUID</w:t>
+            </w:r>
+          </w:p>
+        </w:tc>
+        <w:tc>
+          <w:tcPr>
+            <w:tcW w:w="0" w:type="auto"/>
+            <w:vAlign w:val="center"/>
+            <w:hideMark/>
+          </w:tcPr>
+          <w:p>
+            <w:r>
+              <w:t>YES</w:t>
             </w:r>
           </w:p>
         </w:tc>
@@ -1758,6 +1780,47 @@
           </w:tcPr>
           <w:p>
             <w:r>
+              <w:t>created_at</w:t>
+            </w:r>
+          </w:p>
+        </w:tc>
+        <w:tc>
+          <w:tcPr>
+            <w:tcW w:w="0" w:type="auto"/>
+            <w:vAlign w:val="center"/>
+            <w:hideMark/>
+          </w:tcPr>
+          <w:p>
+            <w:r>
+              <w:t>TIMESTAMPTZ</w:t>
+            </w:r>
+          </w:p>
+        </w:tc>
+        <w:tc>
+          <w:tcPr>
+            <w:tcW w:w="0" w:type="auto"/>
+            <w:vAlign w:val="center"/>
+            <w:hideMark/>
+          </w:tcPr>
+          <w:p>
+            <w:r>
+              <w:t>NO</w:t>
+            </w:r>
+          </w:p>
+        </w:tc>
+      </w:tr>
+      <w:tr>
+        <w:trPr>
+          <w:tblCellSpacing w:w="15" w:type="dxa"/>
+        </w:trPr>
+        <w:tc>
+          <w:tcPr>
+            <w:tcW w:w="0" w:type="auto"/>
+            <w:vAlign w:val="center"/>
+            <w:hideMark/>
+          </w:tcPr>
+          <w:p>
+            <w:r>
               <w:t>updated_at</w:t>
             </w:r>
           </w:p>
@@ -1880,6 +1943,22 @@
       </w:r>
     </w:p>
     <w:p>
+      <w:pPr>
+        <w:pStyle w:val="HTML"/>
+      </w:pPr>
+      <w:r>
+        <w:t>soundtrack_id</w:t>
+      </w:r>
+    </w:p>
+    <w:p>
+      <w:pPr>
+        <w:pStyle w:val="HTML"/>
+      </w:pPr>
+      <w:r>
+        <w:t>→ music_tracks(id)</w:t>
+      </w:r>
+    </w:p>
+    <w:p>
       <w:r>
         <w:pict w14:anchorId="52FF777B">
           <v:rect id="_x0000_i1044" style="width:0;height:1.5pt" o:hralign="center" o:hrstd="t" o:hr="t" fillcolor="#a0a0a0" stroked="f"/>
@@ -1987,6 +2066,41 @@
           <v:rect id="_x0000_i1045" style="width:0;height:1.5pt" o:hralign="center" o:hrstd="t" o:hr="t" fillcolor="#a0a0a0" stroked="f"/>
         </w:pict>
       </w:r>
+    </w:p>
+    <w:p>
+      <w:pPr>
+        <w:pStyle w:val="a3"/>
+      </w:pPr>
+      <w:r>
+        <w:t>soundtrack_id является необязательным.</w:t>
+      </w:r>
+    </w:p>
+    <w:p>
+      <w:pPr>
+        <w:pStyle w:val="a3"/>
+      </w:pPr>
+      <w:r>
+        <w:t>NULL soundtrack_id означает No music.</w:t>
+      </w:r>
+    </w:p>
+    <w:p>
+      <w:pPr>
+        <w:pStyle w:val="a3"/>
+      </w:pPr>
+      <w:r>
+        <w:t>soundtrack_id хранит selected soundtrack, а не effective soundtrack.</w:t>
+      </w:r>
+    </w:p>
+    <w:p>
+      <w:pPr>
+        <w:pStyle w:val="a3"/>
+      </w:pPr>
+      <w:r>
+        <w:t>soundtrack_id может ссылаться на DISABLED MusicTrack.</w:t>
+      </w:r>
+    </w:p>
+    <w:p>
+      <w:pPr/>
     </w:p>
     <w:p>
       <w:pPr>
@@ -5723,218 +5837,146 @@
     <w:p>
       <w:pPr>
         <w:pStyle w:val="HTML"/>
-        <w:rPr>
-          <w:rStyle w:val="HTML1"/>
-          <w:lang w:val="en-US"/>
-        </w:rPr>
-      </w:pPr>
-      <w:r>
-        <w:rPr>
-          <w:rStyle w:val="HTML1"/>
-          <w:lang w:val="en-US"/>
-        </w:rPr>
+      </w:pPr>
+      <w:r>
         <w:t>User</w:t>
       </w:r>
     </w:p>
     <w:p>
       <w:pPr>
         <w:pStyle w:val="HTML"/>
-        <w:rPr>
-          <w:rStyle w:val="HTML1"/>
-          <w:lang w:val="en-US"/>
-        </w:rPr>
-      </w:pPr>
-      <w:r>
-        <w:rPr>
-          <w:rStyle w:val="HTML1"/>
-          <w:lang w:val="en-US"/>
-        </w:rPr>
+      </w:pPr>
+      <w:r>
         <w:t xml:space="preserve"> ├── Story (owner)</w:t>
       </w:r>
     </w:p>
     <w:p>
       <w:pPr>
         <w:pStyle w:val="HTML"/>
-        <w:rPr>
-          <w:rStyle w:val="HTML1"/>
-          <w:lang w:val="en-US"/>
-        </w:rPr>
-      </w:pPr>
-      <w:r>
-        <w:rPr>
-          <w:rStyle w:val="HTML1"/>
-          <w:lang w:val="en-US"/>
-        </w:rPr>
+      </w:pPr>
+      <w:r>
         <w:t xml:space="preserve"> ├── StoryParticipant</w:t>
       </w:r>
     </w:p>
     <w:p>
       <w:pPr>
         <w:pStyle w:val="HTML"/>
-        <w:rPr>
-          <w:rStyle w:val="HTML1"/>
-          <w:lang w:val="en-US"/>
-        </w:rPr>
-      </w:pPr>
-      <w:r>
-        <w:rPr>
-          <w:rStyle w:val="HTML1"/>
-          <w:lang w:val="en-US"/>
-        </w:rPr>
+      </w:pPr>
+      <w:r>
         <w:t xml:space="preserve"> ├── Memory (created_by)</w:t>
       </w:r>
     </w:p>
     <w:p>
       <w:pPr>
         <w:pStyle w:val="HTML"/>
-        <w:rPr>
-          <w:rStyle w:val="HTML1"/>
-          <w:lang w:val="en-US"/>
-        </w:rPr>
-      </w:pPr>
-      <w:r>
-        <w:rPr>
-          <w:rStyle w:val="HTML1"/>
-          <w:lang w:val="en-US"/>
-        </w:rPr>
+      </w:pPr>
+      <w:r>
         <w:t xml:space="preserve"> ├── Invite (created_by)</w:t>
       </w:r>
     </w:p>
     <w:p>
       <w:pPr>
         <w:pStyle w:val="HTML"/>
-        <w:rPr>
-          <w:rStyle w:val="HTML1"/>
-          <w:lang w:val="en-US"/>
-        </w:rPr>
-      </w:pPr>
-      <w:r>
-        <w:rPr>
-          <w:rStyle w:val="HTML1"/>
-          <w:lang w:val="en-US"/>
-        </w:rPr>
+      </w:pPr>
+      <w:r>
         <w:t xml:space="preserve"> └── RefreshToken</w:t>
       </w:r>
     </w:p>
     <w:p>
       <w:pPr>
         <w:pStyle w:val="HTML"/>
-        <w:rPr>
-          <w:rStyle w:val="HTML1"/>
-          <w:lang w:val="en-US"/>
-        </w:rPr>
       </w:pPr>
     </w:p>
     <w:p>
       <w:pPr>
         <w:pStyle w:val="HTML"/>
-        <w:rPr>
-          <w:rStyle w:val="HTML1"/>
-          <w:lang w:val="en-US"/>
-        </w:rPr>
-      </w:pPr>
-      <w:r>
-        <w:rPr>
-          <w:rStyle w:val="HTML1"/>
-          <w:lang w:val="en-US"/>
-        </w:rPr>
+      </w:pPr>
+      <w:r>
         <w:t>Story</w:t>
       </w:r>
     </w:p>
     <w:p>
       <w:pPr>
         <w:pStyle w:val="HTML"/>
-        <w:rPr>
-          <w:rStyle w:val="HTML1"/>
-          <w:lang w:val="en-US"/>
-        </w:rPr>
-      </w:pPr>
-      <w:r>
-        <w:rPr>
-          <w:rStyle w:val="HTML1"/>
-          <w:lang w:val="en-US"/>
-        </w:rPr>
-        <w:lastRenderedPageBreak/>
+      </w:pPr>
+      <w:r>
         <w:t xml:space="preserve"> ├── StoryParticipant</w:t>
       </w:r>
     </w:p>
     <w:p>
       <w:pPr>
         <w:pStyle w:val="HTML"/>
-        <w:rPr>
-          <w:rStyle w:val="HTML1"/>
-        </w:rPr>
-      </w:pPr>
-      <w:r>
-        <w:rPr>
-          <w:rStyle w:val="HTML1"/>
-          <w:lang w:val="en-US"/>
-        </w:rPr>
-        <w:t xml:space="preserve"> </w:t>
-      </w:r>
-      <w:r>
-        <w:rPr>
-          <w:rStyle w:val="HTML1"/>
-        </w:rPr>
-        <w:t>├── Memory</w:t>
+      </w:pPr>
+      <w:r>
+        <w:t xml:space="preserve"> ├── Memory</w:t>
       </w:r>
     </w:p>
     <w:p>
       <w:pPr>
         <w:pStyle w:val="HTML"/>
-        <w:rPr>
-          <w:rStyle w:val="HTML1"/>
-        </w:rPr>
-      </w:pPr>
-      <w:r>
-        <w:rPr>
-          <w:rStyle w:val="HTML1"/>
-        </w:rPr>
-        <w:t xml:space="preserve"> └── Invite</w:t>
+      </w:pPr>
+      <w:r>
+        <w:t xml:space="preserve"> ├── Invite</w:t>
       </w:r>
     </w:p>
     <w:p>
       <w:pPr>
         <w:pStyle w:val="HTML"/>
-        <w:rPr>
-          <w:rStyle w:val="HTML1"/>
-        </w:rPr>
-      </w:pPr>
+      </w:pPr>
+      <w:r>
+        <w:t xml:space="preserve"> └── optional selected MusicTrack</w:t>
+      </w:r>
     </w:p>
     <w:p>
       <w:pPr>
         <w:pStyle w:val="HTML"/>
-        <w:rPr>
-          <w:rStyle w:val="HTML1"/>
-        </w:rPr>
-      </w:pPr>
-      <w:r>
-        <w:rPr>
-          <w:rStyle w:val="HTML1"/>
-        </w:rPr>
+      </w:pPr>
+    </w:p>
+    <w:p>
+      <w:pPr>
+        <w:pStyle w:val="HTML"/>
+      </w:pPr>
+      <w:r>
         <w:t>Memory</w:t>
       </w:r>
     </w:p>
     <w:p>
       <w:pPr>
         <w:pStyle w:val="HTML"/>
-        <w:rPr>
-          <w:rStyle w:val="HTML1"/>
-        </w:rPr>
-      </w:pPr>
-      <w:r>
-        <w:rPr>
-          <w:rStyle w:val="HTML1"/>
-        </w:rPr>
+      </w:pPr>
+      <w:r>
         <w:t xml:space="preserve"> └── MediaFile</w:t>
       </w:r>
     </w:p>
     <w:p>
-      <w:r>
-        <w:pict w14:anchorId="32402B8F">
-          <v:rect id="_x0000_i1076" style="width:0;height:1.5pt" o:hralign="center" o:hrstd="t" o:hr="t" fillcolor="#a0a0a0" stroked="f"/>
-        </w:pict>
-      </w:r>
+      <w:pPr/>
+    </w:p>
+    <w:p>
+      <w:pPr>
+        <w:pStyle w:val="a3"/>
+      </w:pPr>
+      <w:r>
+        <w:t>MusicTrack не является child Story.</w:t>
+      </w:r>
+    </w:p>
+    <w:p>
+      <w:pPr>
+        <w:pStyle w:val="a3"/>
+      </w:pPr>
+      <w:r>
+        <w:t>Один MusicTrack может быть выбран несколькими Stories.</w:t>
+      </w:r>
+    </w:p>
+    <w:p>
+      <w:pPr>
+        <w:pStyle w:val="a3"/>
+      </w:pPr>
+      <w:r>
+        <w:t>Story имеет 0..1 selected MusicTrack.</w:t>
+      </w:r>
+    </w:p>
+    <w:p>
+      <w:pPr/>
     </w:p>
     <w:p>
       <w:pPr>
@@ -6167,6 +6209,38 @@
           </w:p>
         </w:tc>
       </w:tr>
+      <w:tr>
+        <w:tc>
+          <w:tcPr>
+            <w:tcW w:type="dxa" w:w="841"/>
+          </w:tcPr>
+          <w:p>
+            <w:r>
+              <w:t>Story</w:t>
+            </w:r>
+          </w:p>
+        </w:tc>
+        <w:tc>
+          <w:tcPr>
+            <w:tcW w:type="dxa" w:w="1501"/>
+          </w:tcPr>
+          <w:p>
+            <w:r>
+              <w:t>MusicTrack</w:t>
+            </w:r>
+          </w:p>
+        </w:tc>
+        <w:tc>
+          <w:tcPr>
+            <w:tcW w:type="dxa" w:w="1953"/>
+          </w:tcPr>
+          <w:p>
+            <w:r>
+              <w:t>NO ACTION / no cascade</w:t>
+            </w:r>
+          </w:p>
+        </w:tc>
+      </w:tr>
     </w:tbl>
     <w:p>
       <w:pPr>
@@ -6175,6 +6249,25 @@
       <w:r>
         <w:t>Для остальных внешних ключей каскадное удаление не используется.</w:t>
       </w:r>
+    </w:p>
+    <w:p>
+      <w:pPr>
+        <w:pStyle w:val="a3"/>
+      </w:pPr>
+      <w:r>
+        <w:t>Story → MusicTrack не является parent-child lifecycle.</w:t>
+      </w:r>
+    </w:p>
+    <w:p>
+      <w:pPr>
+        <w:pStyle w:val="a3"/>
+      </w:pPr>
+      <w:r>
+        <w:t>stories.soundtrack_id использует default PostgreSQL NO ACTION semantics.</w:t>
+      </w:r>
+    </w:p>
+    <w:p>
+      <w:pPr/>
     </w:p>
     <w:p>
       <w:r>
@@ -6200,345 +6293,189 @@
     <w:p>
       <w:pPr>
         <w:pStyle w:val="HTML"/>
-        <w:rPr>
-          <w:rStyle w:val="HTML1"/>
-          <w:lang w:val="en-US"/>
-        </w:rPr>
-      </w:pPr>
-      <w:r>
-        <w:rPr>
-          <w:rStyle w:val="HTML1"/>
-          <w:lang w:val="en-US"/>
-        </w:rPr>
+      </w:pPr>
+      <w:r>
         <w:t>users</w:t>
       </w:r>
     </w:p>
     <w:p>
       <w:pPr>
         <w:pStyle w:val="HTML"/>
-        <w:rPr>
-          <w:rStyle w:val="HTML1"/>
-          <w:lang w:val="en-US"/>
-        </w:rPr>
-      </w:pPr>
-      <w:r>
-        <w:rPr>
-          <w:rStyle w:val="HTML1"/>
-          <w:lang w:val="en-US"/>
-        </w:rPr>
+      </w:pPr>
+      <w:r>
         <w:t>│</w:t>
       </w:r>
     </w:p>
     <w:p>
       <w:pPr>
         <w:pStyle w:val="HTML"/>
-        <w:rPr>
-          <w:rStyle w:val="HTML1"/>
-          <w:lang w:val="en-US"/>
-        </w:rPr>
-      </w:pPr>
-      <w:r>
-        <w:rPr>
-          <w:rStyle w:val="HTML1"/>
-          <w:lang w:val="en-US"/>
-        </w:rPr>
+      </w:pPr>
+      <w:r>
         <w:t>├──────────────┐</w:t>
       </w:r>
     </w:p>
     <w:p>
       <w:pPr>
         <w:pStyle w:val="HTML"/>
-        <w:rPr>
-          <w:rStyle w:val="HTML1"/>
-          <w:lang w:val="en-US"/>
-        </w:rPr>
-      </w:pPr>
-      <w:r>
-        <w:rPr>
-          <w:rStyle w:val="HTML1"/>
-          <w:lang w:val="en-US"/>
-        </w:rPr>
+      </w:pPr>
+      <w:r>
         <w:t>│              │</w:t>
       </w:r>
     </w:p>
     <w:p>
       <w:pPr>
         <w:pStyle w:val="HTML"/>
-        <w:rPr>
-          <w:rStyle w:val="HTML1"/>
-          <w:lang w:val="en-US"/>
-        </w:rPr>
-      </w:pPr>
-      <w:r>
-        <w:rPr>
-          <w:rStyle w:val="HTML1"/>
-          <w:lang w:val="en-US"/>
-        </w:rPr>
+      </w:pPr>
+      <w:r>
         <w:t>│              │</w:t>
       </w:r>
     </w:p>
     <w:p>
       <w:pPr>
         <w:pStyle w:val="HTML"/>
-        <w:rPr>
-          <w:rStyle w:val="HTML1"/>
-          <w:lang w:val="en-US"/>
-        </w:rPr>
-      </w:pPr>
-      <w:r>
-        <w:rPr>
-          <w:rStyle w:val="HTML1"/>
-          <w:lang w:val="en-US"/>
-        </w:rPr>
+      </w:pPr>
+      <w:r>
         <w:t>▼              ▼</w:t>
       </w:r>
     </w:p>
     <w:p>
       <w:pPr>
         <w:pStyle w:val="HTML"/>
-        <w:rPr>
-          <w:rStyle w:val="HTML1"/>
-          <w:lang w:val="en-US"/>
-        </w:rPr>
-      </w:pPr>
-      <w:r>
-        <w:rPr>
-          <w:rStyle w:val="HTML1"/>
-          <w:lang w:val="en-US"/>
-        </w:rPr>
+      </w:pPr>
+      <w:r>
         <w:t>stories     refresh_tokens</w:t>
       </w:r>
     </w:p>
     <w:p>
       <w:pPr>
         <w:pStyle w:val="HTML"/>
-        <w:rPr>
-          <w:rStyle w:val="HTML1"/>
-          <w:lang w:val="en-US"/>
-        </w:rPr>
-      </w:pPr>
-      <w:r>
-        <w:rPr>
-          <w:rStyle w:val="HTML1"/>
-          <w:lang w:val="en-US"/>
-        </w:rPr>
+      </w:pPr>
+      <w:r>
+        <w:t>│  └──────────────▶ music_tracks</w:t>
+      </w:r>
+    </w:p>
+    <w:p>
+      <w:pPr>
+        <w:pStyle w:val="HTML"/>
+      </w:pPr>
+      <w:r>
+        <w:t>│                   ▲</w:t>
+      </w:r>
+    </w:p>
+    <w:p>
+      <w:pPr>
+        <w:pStyle w:val="HTML"/>
+      </w:pPr>
+      <w:r>
+        <w:t>│                   │</w:t>
+      </w:r>
+    </w:p>
+    <w:p>
+      <w:pPr>
+        <w:pStyle w:val="HTML"/>
+      </w:pPr>
+      <w:r>
+        <w:t>│          many Stories may reference one MusicTrack</w:t>
+      </w:r>
+    </w:p>
+    <w:p>
+      <w:pPr>
+        <w:pStyle w:val="HTML"/>
+      </w:pPr>
+      <w:r>
+        <w:t>├──────────────┐</w:t>
+      </w:r>
+    </w:p>
+    <w:p>
+      <w:pPr>
+        <w:pStyle w:val="HTML"/>
+      </w:pPr>
+      <w:r>
+        <w:t>│              │</w:t>
+      </w:r>
+    </w:p>
+    <w:p>
+      <w:pPr>
+        <w:pStyle w:val="HTML"/>
+      </w:pPr>
+      <w:r>
+        <w:t>▼              ▼</w:t>
+      </w:r>
+    </w:p>
+    <w:p>
+      <w:pPr>
+        <w:pStyle w:val="HTML"/>
+      </w:pPr>
+      <w:r>
+        <w:t>story_participants</w:t>
+      </w:r>
+    </w:p>
+    <w:p>
+      <w:pPr>
+        <w:pStyle w:val="HTML"/>
+      </w:pPr>
+      <w:r>
         <w:t>│</w:t>
       </w:r>
     </w:p>
     <w:p>
       <w:pPr>
         <w:pStyle w:val="HTML"/>
-        <w:rPr>
-          <w:rStyle w:val="HTML1"/>
-          <w:lang w:val="en-US"/>
-        </w:rPr>
-      </w:pPr>
-      <w:r>
-        <w:rPr>
-          <w:rStyle w:val="HTML1"/>
-          <w:lang w:val="en-US"/>
-        </w:rPr>
+      </w:pPr>
+      <w:r>
+        <w:t>▼</w:t>
+      </w:r>
+    </w:p>
+    <w:p>
+      <w:pPr>
+        <w:pStyle w:val="HTML"/>
+      </w:pPr>
+      <w:r>
+        <w:t>memories</w:t>
+      </w:r>
+    </w:p>
+    <w:p>
+      <w:pPr>
+        <w:pStyle w:val="HTML"/>
+      </w:pPr>
+      <w:r>
         <w:t>│</w:t>
       </w:r>
     </w:p>
     <w:p>
       <w:pPr>
         <w:pStyle w:val="HTML"/>
-        <w:rPr>
-          <w:rStyle w:val="HTML1"/>
-          <w:lang w:val="en-US"/>
-        </w:rPr>
-      </w:pPr>
-      <w:r>
-        <w:rPr>
-          <w:rStyle w:val="HTML1"/>
-          <w:lang w:val="en-US"/>
-        </w:rPr>
+      </w:pPr>
+      <w:r>
         <w:t>├──────────────┐</w:t>
       </w:r>
     </w:p>
     <w:p>
       <w:pPr>
         <w:pStyle w:val="HTML"/>
-        <w:rPr>
-          <w:rStyle w:val="HTML1"/>
-          <w:lang w:val="en-US"/>
-        </w:rPr>
-      </w:pPr>
-      <w:r>
-        <w:rPr>
-          <w:rStyle w:val="HTML1"/>
-          <w:lang w:val="en-US"/>
-        </w:rPr>
+      </w:pPr>
+      <w:r>
         <w:t>│              │</w:t>
       </w:r>
     </w:p>
     <w:p>
       <w:pPr>
         <w:pStyle w:val="HTML"/>
-        <w:rPr>
-          <w:rStyle w:val="HTML1"/>
-          <w:lang w:val="en-US"/>
-        </w:rPr>
-      </w:pPr>
-      <w:r>
-        <w:rPr>
-          <w:rStyle w:val="HTML1"/>
-          <w:lang w:val="en-US"/>
-        </w:rPr>
+      </w:pPr>
+      <w:r>
         <w:t>▼              ▼</w:t>
       </w:r>
     </w:p>
     <w:p>
       <w:pPr>
         <w:pStyle w:val="HTML"/>
-        <w:rPr>
-          <w:rStyle w:val="HTML1"/>
-          <w:lang w:val="en-US"/>
-        </w:rPr>
-      </w:pPr>
-      <w:r>
-        <w:rPr>
-          <w:rStyle w:val="HTML1"/>
-          <w:lang w:val="en-US"/>
-        </w:rPr>
-        <w:t>story_participants</w:t>
-      </w:r>
-    </w:p>
-    <w:p>
-      <w:pPr>
-        <w:pStyle w:val="HTML"/>
-        <w:rPr>
-          <w:rStyle w:val="HTML1"/>
-          <w:lang w:val="en-US"/>
-        </w:rPr>
-      </w:pPr>
-      <w:r>
-        <w:rPr>
-          <w:rStyle w:val="HTML1"/>
-          <w:lang w:val="en-US"/>
-        </w:rPr>
-        <w:t>│</w:t>
-      </w:r>
-    </w:p>
-    <w:p>
-      <w:pPr>
-        <w:pStyle w:val="HTML"/>
-        <w:rPr>
-          <w:rStyle w:val="HTML1"/>
-          <w:lang w:val="en-US"/>
-        </w:rPr>
-      </w:pPr>
-      <w:r>
-        <w:rPr>
-          <w:rStyle w:val="HTML1"/>
-          <w:lang w:val="en-US"/>
-        </w:rPr>
-        <w:t>▼</w:t>
-      </w:r>
-    </w:p>
-    <w:p>
-      <w:pPr>
-        <w:pStyle w:val="HTML"/>
-        <w:rPr>
-          <w:rStyle w:val="HTML1"/>
-          <w:lang w:val="en-US"/>
-        </w:rPr>
-      </w:pPr>
-      <w:r>
-        <w:rPr>
-          <w:rStyle w:val="HTML1"/>
-          <w:lang w:val="en-US"/>
-        </w:rPr>
-        <w:t>memories</w:t>
-      </w:r>
-    </w:p>
-    <w:p>
-      <w:pPr>
-        <w:pStyle w:val="HTML"/>
-        <w:rPr>
-          <w:rStyle w:val="HTML1"/>
-          <w:lang w:val="en-US"/>
-        </w:rPr>
-      </w:pPr>
-      <w:r>
-        <w:rPr>
-          <w:rStyle w:val="HTML1"/>
-          <w:lang w:val="en-US"/>
-        </w:rPr>
-        <w:t>│</w:t>
-      </w:r>
-    </w:p>
-    <w:p>
-      <w:pPr>
-        <w:pStyle w:val="HTML"/>
-        <w:rPr>
-          <w:rStyle w:val="HTML1"/>
-          <w:lang w:val="en-US"/>
-        </w:rPr>
-      </w:pPr>
-      <w:r>
-        <w:rPr>
-          <w:rStyle w:val="HTML1"/>
-          <w:lang w:val="en-US"/>
-        </w:rPr>
-        <w:t>├──────────────┐</w:t>
-      </w:r>
-    </w:p>
-    <w:p>
-      <w:pPr>
-        <w:pStyle w:val="HTML"/>
-        <w:rPr>
-          <w:rStyle w:val="HTML1"/>
-          <w:lang w:val="en-US"/>
-        </w:rPr>
-      </w:pPr>
-      <w:r>
-        <w:rPr>
-          <w:rStyle w:val="HTML1"/>
-          <w:lang w:val="en-US"/>
-        </w:rPr>
-        <w:t>│              │</w:t>
-      </w:r>
-    </w:p>
-    <w:p>
-      <w:pPr>
-        <w:pStyle w:val="HTML"/>
-        <w:rPr>
-          <w:rStyle w:val="HTML1"/>
-          <w:lang w:val="en-US"/>
-        </w:rPr>
-      </w:pPr>
-      <w:r>
-        <w:rPr>
-          <w:rStyle w:val="HTML1"/>
-          <w:lang w:val="en-US"/>
-        </w:rPr>
-        <w:t>▼              ▼</w:t>
-      </w:r>
-    </w:p>
-    <w:p>
-      <w:pPr>
-        <w:pStyle w:val="HTML"/>
-        <w:rPr>
-          <w:rStyle w:val="HTML1"/>
-          <w:lang w:val="en-US"/>
-        </w:rPr>
-      </w:pPr>
-      <w:r>
-        <w:rPr>
-          <w:rStyle w:val="HTML1"/>
-          <w:lang w:val="en-US"/>
-        </w:rPr>
+      </w:pPr>
+      <w:r>
         <w:t>media_files   invites</w:t>
       </w:r>
     </w:p>
     <w:p>
-      <w:r>
-        <w:pict w14:anchorId="744FBBD0">
-          <v:rect id="_x0000_i1078" style="width:0;height:1.5pt" o:hralign="center" o:hrstd="t" o:hr="t" fillcolor="#a0a0a0" stroked="f"/>
-        </w:pict>
-      </w:r>
+      <w:pPr/>
     </w:p>
     <w:p>
       <w:pPr>
@@ -6794,1090 +6731,1095 @@
     </w:p>
     <w:p>
       <w:pPr>
-        <w:rPr>
-          <w:lang w:val="en-US"/>
-        </w:rPr>
-      </w:pPr>
-      <w:r>
-        <w:rPr>
-          <w:lang w:val="en-US"/>
-        </w:rPr>
+        <w:pStyle w:val="1"/>
+      </w:pPr>
+      <w:r>
         <w:t>Music / Soundtrack Extension</w:t>
       </w:r>
     </w:p>
     <w:p>
       <w:pPr>
-        <w:rPr>
-          <w:lang w:val="en-US"/>
-        </w:rPr>
-      </w:pPr>
-    </w:p>
-    <w:p>
-      <w:pPr>
-        <w:rPr>
-          <w:lang w:val="en-US"/>
-        </w:rPr>
-      </w:pPr>
-      <w:r>
-        <w:rPr>
-          <w:lang w:val="en-US"/>
-        </w:rPr>
-        <w:t xml:space="preserve">Story Playback Background Music </w:t>
-      </w:r>
-      <w:r>
-        <w:t>добавляет</w:t>
-      </w:r>
-      <w:r>
-        <w:rPr>
-          <w:lang w:val="en-US"/>
-        </w:rPr>
-        <w:t xml:space="preserve"> </w:t>
-      </w:r>
-      <w:r>
-        <w:t>два</w:t>
-      </w:r>
-      <w:r>
-        <w:rPr>
-          <w:lang w:val="en-US"/>
-        </w:rPr>
-        <w:t xml:space="preserve"> conceptual persistence</w:t>
-      </w:r>
-    </w:p>
-    <w:p>
-      <w:pPr>
-        <w:rPr>
-          <w:lang w:val="en-US"/>
-        </w:rPr>
-      </w:pPr>
-      <w:r>
-        <w:rPr>
-          <w:lang w:val="en-US"/>
-        </w:rPr>
-        <w:t>elements:</w:t>
-      </w:r>
-    </w:p>
-    <w:p>
-      <w:pPr>
-        <w:rPr>
-          <w:lang w:val="en-US"/>
-        </w:rPr>
-      </w:pPr>
-    </w:p>
-    <w:p>
-      <w:pPr>
-        <w:rPr>
-          <w:lang w:val="en-US"/>
-        </w:rPr>
-      </w:pPr>
-      <w:r>
-        <w:rPr>
-          <w:lang w:val="en-US"/>
-        </w:rPr>
+        <w:pStyle w:val="a3"/>
+      </w:pPr>
+      <w:r>
+        <w:t>Story Playback Background Music adds the final v1 physical schema for curated soundtrack catalog and nullable Story selected soundtrack.</w:t>
+      </w:r>
+    </w:p>
+    <w:p>
+      <w:pPr/>
+    </w:p>
+    <w:p>
+      <w:pPr>
+        <w:pStyle w:val="2"/>
+      </w:pPr>
+      <w:r>
         <w:t>music_tracks</w:t>
       </w:r>
     </w:p>
     <w:p>
       <w:pPr>
-        <w:rPr>
-          <w:lang w:val="en-US"/>
-        </w:rPr>
-      </w:pPr>
-    </w:p>
-    <w:p>
-      <w:pPr>
-        <w:rPr>
-          <w:lang w:val="en-US"/>
-        </w:rPr>
-      </w:pPr>
-      <w:r>
-        <w:t>и</w:t>
-      </w:r>
-    </w:p>
-    <w:p>
-      <w:pPr>
-        <w:rPr>
-          <w:lang w:val="en-US"/>
-        </w:rPr>
-      </w:pPr>
-    </w:p>
-    <w:p>
-      <w:pPr>
-        <w:rPr>
-          <w:lang w:val="en-US"/>
-        </w:rPr>
-      </w:pPr>
-      <w:r>
-        <w:rPr>
-          <w:lang w:val="en-US"/>
-        </w:rPr>
-        <w:t>nullable Story → MusicTrack relation.</w:t>
-      </w:r>
-    </w:p>
-    <w:p>
-      <w:pPr>
-        <w:rPr>
-          <w:lang w:val="en-US"/>
-        </w:rPr>
-      </w:pPr>
-    </w:p>
-    <w:p>
-      <w:pPr>
-        <w:rPr>
-          <w:lang w:val="en-US"/>
-        </w:rPr>
-      </w:pPr>
-      <w:r>
-        <w:rPr>
-          <w:lang w:val="en-US"/>
-        </w:rPr>
-        <w:t>Conceptual model:</w:t>
-      </w:r>
-    </w:p>
-    <w:p>
-      <w:pPr>
-        <w:rPr>
-          <w:lang w:val="en-US"/>
-        </w:rPr>
-      </w:pPr>
-    </w:p>
-    <w:p>
-      <w:pPr>
-        <w:rPr>
-          <w:lang w:val="en-US"/>
-        </w:rPr>
-      </w:pPr>
-      <w:r>
-        <w:rPr>
-          <w:lang w:val="en-US"/>
-        </w:rPr>
-        <w:t>stories</w:t>
-      </w:r>
-    </w:p>
-    <w:p>
-      <w:pPr>
-        <w:rPr>
-          <w:lang w:val="en-US"/>
-        </w:rPr>
-      </w:pPr>
-      <w:r>
-        <w:rPr>
-          <w:lang w:val="en-US"/>
-        </w:rPr>
-        <w:t xml:space="preserve">    |</w:t>
-      </w:r>
-    </w:p>
-    <w:p>
-      <w:pPr>
-        <w:rPr>
-          <w:lang w:val="en-US"/>
-        </w:rPr>
-      </w:pPr>
-      <w:r>
-        <w:rPr>
-          <w:lang w:val="en-US"/>
-        </w:rPr>
-        <w:t xml:space="preserve">    | soundtrack_id NULLABLE</w:t>
-      </w:r>
-    </w:p>
-    <w:p>
-      <w:pPr>
-        <w:rPr>
-          <w:lang w:val="en-US"/>
-        </w:rPr>
-      </w:pPr>
-      <w:r>
-        <w:rPr>
-          <w:lang w:val="en-US"/>
-        </w:rPr>
-        <w:t xml:space="preserve">    |</w:t>
-      </w:r>
-    </w:p>
-    <w:p>
-      <w:pPr>
-        <w:rPr>
-          <w:lang w:val="en-US"/>
-        </w:rPr>
-      </w:pPr>
-      <w:r>
-        <w:rPr>
-          <w:lang w:val="en-US"/>
-        </w:rPr>
-        <w:lastRenderedPageBreak/>
-        <w:t xml:space="preserve">    v</w:t>
-      </w:r>
-    </w:p>
-    <w:p>
-      <w:pPr>
-        <w:rPr>
-          <w:lang w:val="en-US"/>
-        </w:rPr>
-      </w:pPr>
-      <w:r>
-        <w:rPr>
-          <w:lang w:val="en-US"/>
-        </w:rPr>
-        <w:t>music_tracks</w:t>
-      </w:r>
-    </w:p>
-    <w:p>
-      <w:pPr>
-        <w:rPr>
-          <w:lang w:val="en-US"/>
-        </w:rPr>
-      </w:pPr>
-    </w:p>
-    <w:p>
-      <w:pPr>
-        <w:rPr>
-          <w:lang w:val="en-US"/>
-        </w:rPr>
-      </w:pPr>
-      <w:r>
-        <w:rPr>
-          <w:lang w:val="en-US"/>
-        </w:rPr>
-        <w:t>NULL soundtrack_id</w:t>
-      </w:r>
-    </w:p>
-    <w:p>
-      <w:pPr>
-        <w:rPr>
-          <w:lang w:val="en-US"/>
-        </w:rPr>
-      </w:pPr>
-      <w:r>
-        <w:t>означает</w:t>
-      </w:r>
-      <w:r>
-        <w:rPr>
-          <w:lang w:val="en-US"/>
-        </w:rPr>
-        <w:t>:</w:t>
-      </w:r>
-    </w:p>
-    <w:p>
-      <w:pPr>
-        <w:rPr>
-          <w:lang w:val="en-US"/>
-        </w:rPr>
-      </w:pPr>
-    </w:p>
-    <w:p>
-      <w:pPr>
-        <w:rPr>
-          <w:lang w:val="en-US"/>
-        </w:rPr>
-      </w:pPr>
-      <w:r>
-        <w:rPr>
-          <w:lang w:val="en-US"/>
-        </w:rPr>
-        <w:t>No music</w:t>
-      </w:r>
-    </w:p>
-    <w:p>
-      <w:pPr>
-        <w:rPr>
-          <w:lang w:val="en-US"/>
-        </w:rPr>
-      </w:pPr>
-    </w:p>
-    <w:p>
-      <w:pPr>
-        <w:rPr>
-          <w:lang w:val="en-US"/>
-        </w:rPr>
-      </w:pPr>
-      <w:r>
-        <w:rPr>
-          <w:lang w:val="en-US"/>
-        </w:rPr>
-        <w:t>Relation:</w:t>
-      </w:r>
-    </w:p>
-    <w:p>
-      <w:pPr>
-        <w:rPr>
-          <w:lang w:val="en-US"/>
-        </w:rPr>
-      </w:pPr>
-    </w:p>
-    <w:p>
-      <w:pPr>
-        <w:rPr>
-          <w:lang w:val="en-US"/>
-        </w:rPr>
-      </w:pPr>
-      <w:r>
-        <w:rPr>
-          <w:lang w:val="en-US"/>
-        </w:rPr>
-        <w:t>MusicTrack</w:t>
-      </w:r>
-    </w:p>
-    <w:p>
-      <w:pPr>
-        <w:rPr>
-          <w:lang w:val="en-US"/>
-        </w:rPr>
-      </w:pPr>
-      <w:r>
-        <w:rPr>
-          <w:lang w:val="en-US"/>
-        </w:rPr>
-        <w:t>1</w:t>
-      </w:r>
-    </w:p>
-    <w:p>
-      <w:r>
-        <w:t>↑</w:t>
-      </w:r>
-    </w:p>
-    <w:p>
-      <w:r>
-        <w:t>│</w:t>
-      </w:r>
-    </w:p>
-    <w:p>
-      <w:r>
-        <w:t>N</w:t>
-      </w:r>
-    </w:p>
-    <w:p>
-      <w:r>
-        <w:t>Story</w:t>
+        <w:pStyle w:val="2"/>
+      </w:pPr>
+      <w:r>
+        <w:t>Purpose</w:t>
+      </w:r>
+    </w:p>
+    <w:p>
+      <w:pPr>
+        <w:pStyle w:val="a3"/>
+      </w:pPr>
+      <w:r>
+        <w:t>Хранит curated soundtrack catalog для Story Playback.</w:t>
+      </w:r>
+    </w:p>
+    <w:p>
+      <w:pPr>
+        <w:pStyle w:val="a3"/>
+      </w:pPr>
+      <w:r>
+        <w:t>MusicTrack является reusable catalog item и не является MediaFile.</w:t>
+      </w:r>
+    </w:p>
+    <w:p>
+      <w:pPr>
+        <w:pStyle w:val="a3"/>
+      </w:pPr>
+      <w:r>
+        <w:t>Binary audio не хранится в PostgreSQL; PostgreSQL хранит только runtime metadata и private storage key.</w:t>
+      </w:r>
+    </w:p>
+    <w:p>
+      <w:pPr/>
+    </w:p>
+    <w:p>
+      <w:pPr>
+        <w:pStyle w:val="2"/>
+      </w:pPr>
+      <w:r>
+        <w:t>Columns</w:t>
+      </w:r>
+    </w:p>
+    <w:tbl>
+      <w:tblPr>
+        <w:tblW w:type="auto" w:w="0"/>
+        <w:tblLook w:firstColumn="1" w:firstRow="1" w:lastColumn="0" w:lastRow="0" w:noHBand="0" w:noVBand="1" w:val="04A0"/>
+      </w:tblPr>
+      <w:tblGrid>
+        <w:gridCol w:w="3118"/>
+        <w:gridCol w:w="3118"/>
+        <w:gridCol w:w="3118"/>
+      </w:tblGrid>
+      <w:tr>
+        <w:tc>
+          <w:tcPr>
+            <w:tcW w:type="dxa" w:w="3118"/>
+          </w:tcPr>
+          <w:p>
+            <w:r>
+              <w:t>Column</w:t>
+            </w:r>
+          </w:p>
+        </w:tc>
+        <w:tc>
+          <w:tcPr>
+            <w:tcW w:type="dxa" w:w="3118"/>
+          </w:tcPr>
+          <w:p>
+            <w:r>
+              <w:t>Type</w:t>
+            </w:r>
+          </w:p>
+        </w:tc>
+        <w:tc>
+          <w:tcPr>
+            <w:tcW w:type="dxa" w:w="3118"/>
+          </w:tcPr>
+          <w:p>
+            <w:r>
+              <w:t>Nullable</w:t>
+            </w:r>
+          </w:p>
+        </w:tc>
+      </w:tr>
+      <w:tr>
+        <w:tc>
+          <w:tcPr>
+            <w:tcW w:type="dxa" w:w="3118"/>
+          </w:tcPr>
+          <w:p>
+            <w:r>
+              <w:t>id</w:t>
+            </w:r>
+          </w:p>
+        </w:tc>
+        <w:tc>
+          <w:tcPr>
+            <w:tcW w:type="dxa" w:w="3118"/>
+          </w:tcPr>
+          <w:p>
+            <w:r>
+              <w:t>UUID</w:t>
+            </w:r>
+          </w:p>
+        </w:tc>
+        <w:tc>
+          <w:tcPr>
+            <w:tcW w:type="dxa" w:w="3118"/>
+          </w:tcPr>
+          <w:p>
+            <w:r>
+              <w:t>NO</w:t>
+            </w:r>
+          </w:p>
+        </w:tc>
+      </w:tr>
+      <w:tr>
+        <w:tc>
+          <w:tcPr>
+            <w:tcW w:type="dxa" w:w="3118"/>
+          </w:tcPr>
+          <w:p>
+            <w:r>
+              <w:t>title</w:t>
+            </w:r>
+          </w:p>
+        </w:tc>
+        <w:tc>
+          <w:tcPr>
+            <w:tcW w:type="dxa" w:w="3118"/>
+          </w:tcPr>
+          <w:p>
+            <w:r>
+              <w:t>VARCHAR(255)</w:t>
+            </w:r>
+          </w:p>
+        </w:tc>
+        <w:tc>
+          <w:tcPr>
+            <w:tcW w:type="dxa" w:w="3118"/>
+          </w:tcPr>
+          <w:p>
+            <w:r>
+              <w:t>NO</w:t>
+            </w:r>
+          </w:p>
+        </w:tc>
+      </w:tr>
+      <w:tr>
+        <w:tc>
+          <w:tcPr>
+            <w:tcW w:type="dxa" w:w="3118"/>
+          </w:tcPr>
+          <w:p>
+            <w:r>
+              <w:t>artist</w:t>
+            </w:r>
+          </w:p>
+        </w:tc>
+        <w:tc>
+          <w:tcPr>
+            <w:tcW w:type="dxa" w:w="3118"/>
+          </w:tcPr>
+          <w:p>
+            <w:r>
+              <w:t>VARCHAR(255)</w:t>
+            </w:r>
+          </w:p>
+        </w:tc>
+        <w:tc>
+          <w:tcPr>
+            <w:tcW w:type="dxa" w:w="3118"/>
+          </w:tcPr>
+          <w:p>
+            <w:r>
+              <w:t>NO</w:t>
+            </w:r>
+          </w:p>
+        </w:tc>
+      </w:tr>
+      <w:tr>
+        <w:tc>
+          <w:tcPr>
+            <w:tcW w:type="dxa" w:w="3118"/>
+          </w:tcPr>
+          <w:p>
+            <w:r>
+              <w:t>duration_seconds</w:t>
+            </w:r>
+          </w:p>
+        </w:tc>
+        <w:tc>
+          <w:tcPr>
+            <w:tcW w:type="dxa" w:w="3118"/>
+          </w:tcPr>
+          <w:p>
+            <w:r>
+              <w:t>INTEGER</w:t>
+            </w:r>
+          </w:p>
+        </w:tc>
+        <w:tc>
+          <w:tcPr>
+            <w:tcW w:type="dxa" w:w="3118"/>
+          </w:tcPr>
+          <w:p>
+            <w:r>
+              <w:t>NO</w:t>
+            </w:r>
+          </w:p>
+        </w:tc>
+      </w:tr>
+      <w:tr>
+        <w:tc>
+          <w:tcPr>
+            <w:tcW w:type="dxa" w:w="3118"/>
+          </w:tcPr>
+          <w:p>
+            <w:r>
+              <w:t>status</w:t>
+            </w:r>
+          </w:p>
+        </w:tc>
+        <w:tc>
+          <w:tcPr>
+            <w:tcW w:type="dxa" w:w="3118"/>
+          </w:tcPr>
+          <w:p>
+            <w:r>
+              <w:t>VARCHAR(20)</w:t>
+            </w:r>
+          </w:p>
+        </w:tc>
+        <w:tc>
+          <w:tcPr>
+            <w:tcW w:type="dxa" w:w="3118"/>
+          </w:tcPr>
+          <w:p>
+            <w:r>
+              <w:t>NO</w:t>
+            </w:r>
+          </w:p>
+        </w:tc>
+      </w:tr>
+      <w:tr>
+        <w:tc>
+          <w:tcPr>
+            <w:tcW w:type="dxa" w:w="3118"/>
+          </w:tcPr>
+          <w:p>
+            <w:r>
+              <w:t>sort_order</w:t>
+            </w:r>
+          </w:p>
+        </w:tc>
+        <w:tc>
+          <w:tcPr>
+            <w:tcW w:type="dxa" w:w="3118"/>
+          </w:tcPr>
+          <w:p>
+            <w:r>
+              <w:t>INTEGER</w:t>
+            </w:r>
+          </w:p>
+        </w:tc>
+        <w:tc>
+          <w:tcPr>
+            <w:tcW w:type="dxa" w:w="3118"/>
+          </w:tcPr>
+          <w:p>
+            <w:r>
+              <w:t>NO</w:t>
+            </w:r>
+          </w:p>
+        </w:tc>
+      </w:tr>
+      <w:tr>
+        <w:tc>
+          <w:tcPr>
+            <w:tcW w:type="dxa" w:w="3118"/>
+          </w:tcPr>
+          <w:p>
+            <w:r>
+              <w:t>storage_key</w:t>
+            </w:r>
+          </w:p>
+        </w:tc>
+        <w:tc>
+          <w:tcPr>
+            <w:tcW w:type="dxa" w:w="3118"/>
+          </w:tcPr>
+          <w:p>
+            <w:r>
+              <w:t>TEXT</w:t>
+            </w:r>
+          </w:p>
+        </w:tc>
+        <w:tc>
+          <w:tcPr>
+            <w:tcW w:type="dxa" w:w="3118"/>
+          </w:tcPr>
+          <w:p>
+            <w:r>
+              <w:t>NO</w:t>
+            </w:r>
+          </w:p>
+        </w:tc>
+      </w:tr>
+      <w:tr>
+        <w:tc>
+          <w:tcPr>
+            <w:tcW w:type="dxa" w:w="3118"/>
+          </w:tcPr>
+          <w:p>
+            <w:r>
+              <w:t>mime_type</w:t>
+            </w:r>
+          </w:p>
+        </w:tc>
+        <w:tc>
+          <w:tcPr>
+            <w:tcW w:type="dxa" w:w="3118"/>
+          </w:tcPr>
+          <w:p>
+            <w:r>
+              <w:t>VARCHAR(100)</w:t>
+            </w:r>
+          </w:p>
+        </w:tc>
+        <w:tc>
+          <w:tcPr>
+            <w:tcW w:type="dxa" w:w="3118"/>
+          </w:tcPr>
+          <w:p>
+            <w:r>
+              <w:t>NO</w:t>
+            </w:r>
+          </w:p>
+        </w:tc>
+      </w:tr>
+      <w:tr>
+        <w:tc>
+          <w:tcPr>
+            <w:tcW w:type="dxa" w:w="3118"/>
+          </w:tcPr>
+          <w:p>
+            <w:r>
+              <w:t>file_size</w:t>
+            </w:r>
+          </w:p>
+        </w:tc>
+        <w:tc>
+          <w:tcPr>
+            <w:tcW w:type="dxa" w:w="3118"/>
+          </w:tcPr>
+          <w:p>
+            <w:r>
+              <w:t>BIGINT</w:t>
+            </w:r>
+          </w:p>
+        </w:tc>
+        <w:tc>
+          <w:tcPr>
+            <w:tcW w:type="dxa" w:w="3118"/>
+          </w:tcPr>
+          <w:p>
+            <w:r>
+              <w:t>NO</w:t>
+            </w:r>
+          </w:p>
+        </w:tc>
+      </w:tr>
+      <w:tr>
+        <w:tc>
+          <w:tcPr>
+            <w:tcW w:type="dxa" w:w="3118"/>
+          </w:tcPr>
+          <w:p>
+            <w:r>
+              <w:t>created_at</w:t>
+            </w:r>
+          </w:p>
+        </w:tc>
+        <w:tc>
+          <w:tcPr>
+            <w:tcW w:type="dxa" w:w="3118"/>
+          </w:tcPr>
+          <w:p>
+            <w:r>
+              <w:t>TIMESTAMPTZ</w:t>
+            </w:r>
+          </w:p>
+        </w:tc>
+        <w:tc>
+          <w:tcPr>
+            <w:tcW w:type="dxa" w:w="3118"/>
+          </w:tcPr>
+          <w:p>
+            <w:r>
+              <w:t>NO</w:t>
+            </w:r>
+          </w:p>
+        </w:tc>
+      </w:tr>
+      <w:tr>
+        <w:tc>
+          <w:tcPr>
+            <w:tcW w:type="dxa" w:w="3118"/>
+          </w:tcPr>
+          <w:p>
+            <w:r>
+              <w:t>updated_at</w:t>
+            </w:r>
+          </w:p>
+        </w:tc>
+        <w:tc>
+          <w:tcPr>
+            <w:tcW w:type="dxa" w:w="3118"/>
+          </w:tcPr>
+          <w:p>
+            <w:r>
+              <w:t>TIMESTAMPTZ</w:t>
+            </w:r>
+          </w:p>
+        </w:tc>
+        <w:tc>
+          <w:tcPr>
+            <w:tcW w:type="dxa" w:w="3118"/>
+          </w:tcPr>
+          <w:p>
+            <w:r>
+              <w:t>NO</w:t>
+            </w:r>
+          </w:p>
+        </w:tc>
+      </w:tr>
+    </w:tbl>
+    <w:p>
+      <w:pPr/>
+    </w:p>
+    <w:p>
+      <w:pPr>
+        <w:pStyle w:val="2"/>
+      </w:pPr>
+      <w:r>
+        <w:t>Primary Key</w:t>
+      </w:r>
+    </w:p>
+    <w:p>
+      <w:pPr>
+        <w:pStyle w:val="HTML"/>
+      </w:pPr>
+      <w:r>
+        <w:t>PRIMARY KEY (id)</w:t>
+      </w:r>
+    </w:p>
+    <w:p>
+      <w:pPr/>
+    </w:p>
+    <w:p>
+      <w:pPr>
+        <w:pStyle w:val="2"/>
+      </w:pPr>
+      <w:r>
+        <w:t>Unique Constraints</w:t>
+      </w:r>
+    </w:p>
+    <w:p>
+      <w:pPr>
+        <w:pStyle w:val="HTML"/>
+      </w:pPr>
+      <w:r>
+        <w:t>CONSTRAINT uk_music_tracks_storage_key</w:t>
+      </w:r>
+    </w:p>
+    <w:p>
+      <w:pPr>
+        <w:pStyle w:val="HTML"/>
+      </w:pPr>
+      <w:r>
+        <w:t>UNIQUE (storage_key)</w:t>
+      </w:r>
+    </w:p>
+    <w:p>
+      <w:pPr/>
+    </w:p>
+    <w:p>
+      <w:pPr>
+        <w:pStyle w:val="2"/>
+      </w:pPr>
+      <w:r>
+        <w:t>Indexes</w:t>
+      </w:r>
+    </w:p>
+    <w:p>
+      <w:pPr>
+        <w:pStyle w:val="a3"/>
+      </w:pPr>
+      <w:r>
+        <w:t>No additional v1 indexes.</w:t>
+      </w:r>
+    </w:p>
+    <w:p>
+      <w:pPr>
+        <w:pStyle w:val="a3"/>
+      </w:pPr>
+      <w:r>
+        <w:t>Existing useful indexes come from PRIMARY KEY(id) and UNIQUE(storage_key).</w:t>
+      </w:r>
+    </w:p>
+    <w:p>
+      <w:pPr>
+        <w:pStyle w:val="a3"/>
+      </w:pPr>
+      <w:r>
+        <w:t>No extra index on music_tracks(status, sort_order, id) for v1.</w:t>
+      </w:r>
+    </w:p>
+    <w:p>
+      <w:pPr>
+        <w:pStyle w:val="a3"/>
+      </w:pPr>
+      <w:r>
+        <w:t>Reason: small curated catalog; no demonstrated workload requiring it.</w:t>
+      </w:r>
+    </w:p>
+    <w:p>
+      <w:pPr>
+        <w:pStyle w:val="a3"/>
+      </w:pPr>
+      <w:r>
+        <w:t>Future indexes must be justified by real query/workload.</w:t>
+      </w:r>
+    </w:p>
+    <w:p>
+      <w:pPr/>
+    </w:p>
+    <w:p>
+      <w:pPr>
+        <w:pStyle w:val="2"/>
+      </w:pPr>
+      <w:r>
+        <w:t>Constraints</w:t>
+      </w:r>
+    </w:p>
+    <w:p>
+      <w:pPr>
+        <w:pStyle w:val="a3"/>
+      </w:pPr>
+      <w:r>
+        <w:t>No SQL CHECK constraints for duration_seconds, sort_order, file_size, status, or blank strings in v1.</w:t>
+      </w:r>
+    </w:p>
+    <w:p>
+      <w:pPr>
+        <w:pStyle w:val="a3"/>
+      </w:pPr>
+      <w:r>
+        <w:t>Application/domain validates these invariants.</w:t>
+      </w:r>
+    </w:p>
+    <w:p>
+      <w:pPr>
+        <w:pStyle w:val="a3"/>
+      </w:pPr>
+      <w:r>
+        <w:t>Database constraints are not used to move application/domain policies into SQL without documented necessity.</w:t>
+      </w:r>
+    </w:p>
+    <w:p>
+      <w:pPr>
+        <w:pStyle w:val="a3"/>
+      </w:pPr>
+      <w:r>
+        <w:t>No DB defaults: application owns UUID and timestamps.</w:t>
+      </w:r>
+    </w:p>
+    <w:p>
+      <w:pPr/>
+    </w:p>
+    <w:p>
+      <w:pPr>
+        <w:pStyle w:val="2"/>
+      </w:pPr>
+      <w:r>
+        <w:t>Storage Metadata</w:t>
+      </w:r>
+    </w:p>
+    <w:p>
+      <w:pPr>
+        <w:pStyle w:val="a3"/>
+      </w:pPr>
+      <w:r>
+        <w:t>storage_key is internal private-object-storage identity.</w:t>
+      </w:r>
+    </w:p>
+    <w:p>
+      <w:pPr>
+        <w:pStyle w:val="a3"/>
+      </w:pPr>
+      <w:r>
+        <w:t>storage_key is not a public URL, signed URL, provider URL, MinIO URL, Flutter path, or user filename.</w:t>
+      </w:r>
+    </w:p>
+    <w:p>
+      <w:pPr>
+        <w:pStyle w:val="a3"/>
+      </w:pPr>
+      <w:r>
+        <w:t>storage_key must never appear in public API or Flutter domain state.</w:t>
+      </w:r>
+    </w:p>
+    <w:p>
+      <w:pPr>
+        <w:pStyle w:val="a3"/>
+      </w:pPr>
+      <w:r>
+        <w:t>mime_type is backend metadata for authenticated audio delivery.</w:t>
+      </w:r>
+    </w:p>
+    <w:p>
+      <w:pPr>
+        <w:pStyle w:val="a3"/>
+      </w:pPr>
+      <w:r>
+        <w:t>file_size is binary-object metadata.</w:t>
+      </w:r>
+    </w:p>
+    <w:p>
+      <w:pPr/>
+    </w:p>
+    <w:p>
+      <w:pPr>
+        <w:pStyle w:val="2"/>
+      </w:pPr>
+      <w:r>
+        <w:t>Story soundtrack_id</w:t>
+      </w:r>
+    </w:p>
+    <w:p>
+      <w:pPr>
+        <w:pStyle w:val="HTML"/>
+      </w:pPr>
+      <w:r>
+        <w:t>stories.soundtrack_id UUID NULL</w:t>
+      </w:r>
+    </w:p>
+    <w:p>
+      <w:pPr>
+        <w:pStyle w:val="a3"/>
+      </w:pPr>
+      <w:r>
+        <w:t>NULL means No music.</w:t>
+      </w:r>
+    </w:p>
+    <w:p>
+      <w:pPr>
+        <w:pStyle w:val="a3"/>
+      </w:pPr>
+      <w:r>
+        <w:t>soundtrack_id stores selected soundtrack, not effective soundtrack.</w:t>
+      </w:r>
+    </w:p>
+    <w:p>
+      <w:pPr>
+        <w:pStyle w:val="a3"/>
+      </w:pPr>
+      <w:r>
+        <w:t>soundtrack_id may point to DISABLED MusicTrack.</w:t>
+      </w:r>
+    </w:p>
+    <w:p>
+      <w:pPr/>
+    </w:p>
+    <w:p>
+      <w:pPr>
+        <w:pStyle w:val="2"/>
+      </w:pPr>
+      <w:r>
+        <w:t>Foreign Key</w:t>
+      </w:r>
+    </w:p>
+    <w:p>
+      <w:pPr>
+        <w:pStyle w:val="HTML"/>
+      </w:pPr>
+      <w:r>
+        <w:t>FOREIGN KEY (soundtrack_id)</w:t>
+      </w:r>
+    </w:p>
+    <w:p>
+      <w:pPr>
+        <w:pStyle w:val="HTML"/>
+      </w:pPr>
+      <w:r>
+        <w:t>REFERENCES music_tracks(id)</w:t>
+      </w:r>
+    </w:p>
+    <w:p>
+      <w:pPr>
+        <w:pStyle w:val="a3"/>
+      </w:pPr>
+      <w:r>
+        <w:t>Default PostgreSQL restrictive semantics are used.</w:t>
+      </w:r>
+    </w:p>
+    <w:p>
+      <w:pPr>
+        <w:pStyle w:val="a3"/>
+      </w:pPr>
+      <w:r>
+        <w:t>Do not specify ON DELETE CASCADE.</w:t>
+      </w:r>
+    </w:p>
+    <w:p>
+      <w:pPr>
+        <w:pStyle w:val="a3"/>
+      </w:pPr>
+      <w:r>
+        <w:t>Do not specify ON DELETE SET NULL.</w:t>
+      </w:r>
+    </w:p>
+    <w:p>
+      <w:pPr>
+        <w:pStyle w:val="a3"/>
+      </w:pPr>
+      <w:r>
+        <w:t>Do not use explicit RESTRICT when project style uses default NO ACTION.</w:t>
+      </w:r>
+    </w:p>
+    <w:p>
+      <w:pPr/>
+    </w:p>
+    <w:p>
+      <w:pPr>
+        <w:pStyle w:val="2"/>
+      </w:pPr>
+      <w:r>
+        <w:t>Story → MusicTrack Delete Semantics</w:t>
+      </w:r>
+    </w:p>
+    <w:p>
+      <w:pPr>
+        <w:pStyle w:val="a3"/>
+      </w:pPr>
+      <w:r>
+        <w:t>Story → MusicTrack is not parent-child lifecycle.</w:t>
+      </w:r>
+    </w:p>
+    <w:p>
+      <w:pPr>
+        <w:pStyle w:val="a3"/>
+      </w:pPr>
+      <w:r>
+        <w:t>No cascade.</w:t>
+      </w:r>
+    </w:p>
+    <w:p>
+      <w:pPr>
+        <w:pStyle w:val="a3"/>
+      </w:pPr>
+      <w:r>
+        <w:t>No automatic SET NULL.</w:t>
+      </w:r>
+    </w:p>
+    <w:p>
+      <w:pPr>
+        <w:pStyle w:val="a3"/>
+      </w:pPr>
+      <w:r>
+        <w:t>Normal runtime lifecycle is ACTIVE → DISABLED.</w:t>
+      </w:r>
+    </w:p>
+    <w:p>
+      <w:pPr>
+        <w:pStyle w:val="a3"/>
+      </w:pPr>
+      <w:r>
+        <w:t>Application-level hard-delete MusicTrack is not part of v1.</w:t>
+      </w:r>
+    </w:p>
+    <w:p>
+      <w:pPr>
+        <w:pStyle w:val="a3"/>
+      </w:pPr>
+      <w:r>
+        <w:t>Deleting Story does not delete MusicTrack.</w:t>
+      </w:r>
+    </w:p>
+    <w:p>
+      <w:pPr>
+        <w:pStyle w:val="a3"/>
+      </w:pPr>
+      <w:r>
+        <w:t>Removing soundtrack from Story does not delete MusicTrack.</w:t>
+      </w:r>
+    </w:p>
+    <w:p>
+      <w:pPr/>
+    </w:p>
+    <w:p>
+      <w:pPr>
+        <w:pStyle w:val="2"/>
+      </w:pPr>
+      <w:r>
+        <w:t>Effective Soundtrack Persistence</w:t>
+      </w:r>
+    </w:p>
+    <w:p>
+      <w:pPr>
+        <w:pStyle w:val="a3"/>
+      </w:pPr>
+      <w:r>
+        <w:t>Do not store effective_soundtrack_id.</w:t>
+      </w:r>
+    </w:p>
+    <w:p>
+      <w:pPr>
+        <w:pStyle w:val="a3"/>
+      </w:pPr>
+      <w:r>
+        <w:t>Do not store is_soundtrack_effective.</w:t>
+      </w:r>
+    </w:p>
+    <w:p>
+      <w:pPr>
+        <w:pStyle w:val="a3"/>
+      </w:pPr>
+      <w:r>
+        <w:t>Do not store resolved_soundtrack_status on Story.</w:t>
+      </w:r>
+    </w:p>
+    <w:p>
+      <w:pPr>
+        <w:pStyle w:val="a3"/>
+      </w:pPr>
+      <w:r>
+        <w:t>Effective soundtrack is derived by application layer from Story.soundtrack_id and MusicTrack.status.</w:t>
+      </w:r>
+    </w:p>
+    <w:p>
+      <w:pPr/>
+    </w:p>
+    <w:p>
+      <w:pPr>
+        <w:pStyle w:val="2"/>
+      </w:pPr>
+      <w:r>
+        <w:t>Migration Strategy</w:t>
+      </w:r>
+    </w:p>
+    <w:p>
+      <w:pPr>
+        <w:pStyle w:val="a3"/>
+      </w:pPr>
+      <w:r>
+        <w:t>Implemented schema migration:</w:t>
+      </w:r>
+    </w:p>
+    <w:p>
+      <w:pPr>
+        <w:pStyle w:val="HTML"/>
+      </w:pPr>
+      <w:r>
+        <w:t>V10__create_music_tracks_and_story_soundtrack.sql</w:t>
+      </w:r>
+    </w:p>
+    <w:p>
+      <w:pPr>
+        <w:pStyle w:val="a3"/>
+      </w:pPr>
+      <w:r>
+        <w:t>Schema-only responsibilities:</w:t>
+      </w:r>
+    </w:p>
+    <w:p>
+      <w:pPr>
+        <w:pStyle w:val="a3"/>
+      </w:pPr>
+      <w:r>
+        <w:t>1. CREATE TABLE music_tracks</w:t>
+      </w:r>
+    </w:p>
+    <w:p>
+      <w:pPr>
+        <w:pStyle w:val="a3"/>
+      </w:pPr>
+      <w:r>
+        <w:t>2. ALTER TABLE stories ADD soundtrack_id UUID NULL</w:t>
+      </w:r>
+    </w:p>
+    <w:p>
+      <w:pPr>
+        <w:pStyle w:val="a3"/>
+      </w:pPr>
+      <w:r>
+        <w:t>3. add FK stories.soundtrack_id → music_tracks.id</w:t>
+      </w:r>
+    </w:p>
+    <w:p>
+      <w:pPr>
+        <w:pStyle w:val="a3"/>
+      </w:pPr>
+      <w:r>
+        <w:t>4. add UNIQUE(storage_key)</w:t>
+      </w:r>
+    </w:p>
+    <w:p>
+      <w:pPr>
+        <w:pStyle w:val="a3"/>
+      </w:pPr>
+      <w:r>
+        <w:t>Do not modify V3 or any existing migration.</w:t>
+      </w:r>
+    </w:p>
+    <w:p>
+      <w:pPr>
+        <w:pStyle w:val="a3"/>
+      </w:pPr>
+      <w:r>
+        <w:t>V10 is already present as the implemented schema migration for this extension.</w:t>
+      </w:r>
+    </w:p>
+    <w:p>
+      <w:pPr/>
+    </w:p>
+    <w:p>
+      <w:pPr>
+        <w:pStyle w:val="2"/>
+      </w:pPr>
+      <w:r>
+        <w:t>Catalog Content Is Not Flyway</w:t>
+      </w:r>
+    </w:p>
+    <w:p>
+      <w:pPr>
+        <w:pStyle w:val="a3"/>
+      </w:pPr>
+      <w:r>
+        <w:t>V10 does NOT INSERT production soundtrack records.</w:t>
+      </w:r>
+    </w:p>
+    <w:p>
+      <w:pPr>
+        <w:pStyle w:val="a3"/>
+      </w:pPr>
+      <w:r>
+        <w:t>Flyway handles schema only.</w:t>
+      </w:r>
+    </w:p>
+    <w:p>
+      <w:pPr>
+        <w:pStyle w:val="a3"/>
+      </w:pPr>
+      <w:r>
+        <w:t>MusicTrack DB metadata must correspond to an actual binary object in private object storage.</w:t>
+      </w:r>
+    </w:p>
+    <w:p>
+      <w:pPr>
+        <w:pStyle w:val="a3"/>
+      </w:pPr>
+      <w:r>
+        <w:t>Schema migration cannot safely coordinate object-storage upload.</w:t>
+      </w:r>
+    </w:p>
+    <w:p>
+      <w:pPr>
+        <w:pStyle w:val="a3"/>
+      </w:pPr>
+      <w:r>
+        <w:t>Initial catalog content will later use a controlled bootstrap/import process.</w:t>
       </w:r>
     </w:p>
     <w:p/>
     <w:p>
-      <w:r>
-        <w:t>Один MusicTrack может быть выбран несколькими Stories.</w:t>
-      </w:r>
-    </w:p>
-    <w:p/>
-    <w:p>
-      <w:r>
-        <w:t>Одна Story может иметь максимум один selected MusicTrack.</w:t>
-      </w:r>
-    </w:p>
-    <w:p/>
-    <w:p/>
-    <w:p>
-      <w:pPr>
-        <w:rPr>
-          <w:lang w:val="en-US"/>
-        </w:rPr>
-      </w:pPr>
-      <w:r>
-        <w:rPr>
-          <w:lang w:val="en-US"/>
-        </w:rPr>
-        <w:t>Important</w:t>
-      </w:r>
-    </w:p>
-    <w:p>
-      <w:pPr>
-        <w:rPr>
-          <w:lang w:val="en-US"/>
-        </w:rPr>
-      </w:pPr>
-    </w:p>
-    <w:p>
-      <w:pPr>
-        <w:rPr>
-          <w:lang w:val="en-US"/>
-        </w:rPr>
-      </w:pPr>
-      <w:r>
-        <w:rPr>
-          <w:lang w:val="en-US"/>
-        </w:rPr>
-        <w:t xml:space="preserve">MusicTrack </w:t>
-      </w:r>
-      <w:r>
-        <w:t>не</w:t>
-      </w:r>
-      <w:r>
-        <w:rPr>
-          <w:lang w:val="en-US"/>
-        </w:rPr>
-        <w:t xml:space="preserve"> </w:t>
-      </w:r>
-      <w:r>
-        <w:t>является</w:t>
-      </w:r>
-      <w:r>
-        <w:rPr>
-          <w:lang w:val="en-US"/>
-        </w:rPr>
-        <w:t xml:space="preserve"> MediaFile.</w:t>
-      </w:r>
-    </w:p>
-    <w:p>
-      <w:pPr>
-        <w:rPr>
-          <w:lang w:val="en-US"/>
-        </w:rPr>
-      </w:pPr>
-    </w:p>
-    <w:p>
-      <w:pPr>
-        <w:rPr>
-          <w:lang w:val="en-US"/>
-        </w:rPr>
-      </w:pPr>
-      <w:r>
-        <w:rPr>
-          <w:lang w:val="en-US"/>
-        </w:rPr>
-        <w:t xml:space="preserve">music_tracks </w:t>
-      </w:r>
-      <w:r>
-        <w:t>не</w:t>
-      </w:r>
-      <w:r>
-        <w:rPr>
-          <w:lang w:val="en-US"/>
-        </w:rPr>
-        <w:t xml:space="preserve"> </w:t>
-      </w:r>
-      <w:r>
-        <w:t>является</w:t>
-      </w:r>
-      <w:r>
-        <w:rPr>
-          <w:lang w:val="en-US"/>
-        </w:rPr>
-        <w:t xml:space="preserve"> child-table </w:t>
-      </w:r>
-      <w:r>
-        <w:t>конкретного</w:t>
-      </w:r>
-      <w:r>
-        <w:rPr>
-          <w:lang w:val="en-US"/>
-        </w:rPr>
-        <w:t xml:space="preserve"> Memory.</w:t>
-      </w:r>
-    </w:p>
-    <w:p>
-      <w:pPr>
-        <w:rPr>
-          <w:lang w:val="en-US"/>
-        </w:rPr>
-      </w:pPr>
-    </w:p>
-    <w:p>
-      <w:pPr>
-        <w:rPr>
-          <w:lang w:val="en-US"/>
-        </w:rPr>
-      </w:pPr>
-      <w:r>
-        <w:t>Удаление</w:t>
-      </w:r>
-      <w:r>
-        <w:rPr>
-          <w:lang w:val="en-US"/>
-        </w:rPr>
-        <w:t xml:space="preserve"> Memory </w:t>
-      </w:r>
-      <w:r>
-        <w:t>не</w:t>
-      </w:r>
-      <w:r>
-        <w:rPr>
-          <w:lang w:val="en-US"/>
-        </w:rPr>
-        <w:t xml:space="preserve"> </w:t>
-      </w:r>
-      <w:r>
-        <w:t>влияет</w:t>
-      </w:r>
-      <w:r>
-        <w:rPr>
-          <w:lang w:val="en-US"/>
-        </w:rPr>
-        <w:t xml:space="preserve"> </w:t>
-      </w:r>
-      <w:r>
-        <w:t>на</w:t>
-      </w:r>
-      <w:r>
-        <w:rPr>
-          <w:lang w:val="en-US"/>
-        </w:rPr>
-        <w:t xml:space="preserve"> MusicTrack.</w:t>
-      </w:r>
-    </w:p>
-    <w:p>
-      <w:pPr>
-        <w:rPr>
-          <w:lang w:val="en-US"/>
-        </w:rPr>
-      </w:pPr>
-    </w:p>
-    <w:p>
-      <w:r>
-        <w:t>Удаление MediaFile не влияет на MusicTrack.</w:t>
-      </w:r>
-    </w:p>
-    <w:p/>
-    <w:p/>
-    <w:p>
-      <w:pPr>
-        <w:rPr>
-          <w:lang w:val="en-US"/>
-        </w:rPr>
-      </w:pPr>
-      <w:r>
-        <w:rPr>
-          <w:lang w:val="en-US"/>
-        </w:rPr>
-        <w:t>MusicTrack Availability</w:t>
-      </w:r>
-    </w:p>
-    <w:p>
-      <w:pPr>
-        <w:rPr>
-          <w:lang w:val="en-US"/>
-        </w:rPr>
-      </w:pPr>
-    </w:p>
-    <w:p>
-      <w:pPr>
-        <w:rPr>
-          <w:lang w:val="en-US"/>
-        </w:rPr>
-      </w:pPr>
-      <w:r>
-        <w:rPr>
-          <w:lang w:val="en-US"/>
-        </w:rPr>
-        <w:t xml:space="preserve">MusicTrack </w:t>
-      </w:r>
-      <w:r>
-        <w:t>должен</w:t>
-      </w:r>
-      <w:r>
-        <w:rPr>
-          <w:lang w:val="en-US"/>
-        </w:rPr>
-        <w:t xml:space="preserve"> </w:t>
-      </w:r>
-      <w:r>
-        <w:t>поддерживать</w:t>
-      </w:r>
-      <w:r>
-        <w:rPr>
-          <w:lang w:val="en-US"/>
-        </w:rPr>
-        <w:t xml:space="preserve"> </w:t>
-      </w:r>
-      <w:r>
-        <w:t>минимум</w:t>
-      </w:r>
-      <w:r>
-        <w:rPr>
-          <w:lang w:val="en-US"/>
-        </w:rPr>
-        <w:t>:</w:t>
-      </w:r>
-    </w:p>
-    <w:p>
-      <w:pPr>
-        <w:rPr>
-          <w:lang w:val="en-US"/>
-        </w:rPr>
-      </w:pPr>
-    </w:p>
-    <w:p>
-      <w:pPr>
-        <w:rPr>
-          <w:lang w:val="en-US"/>
-        </w:rPr>
-      </w:pPr>
-      <w:r>
-        <w:rPr>
-          <w:lang w:val="en-US"/>
-        </w:rPr>
-        <w:t>ACTIVE</w:t>
-      </w:r>
-    </w:p>
-    <w:p>
-      <w:r>
-        <w:t>DISABLED</w:t>
-      </w:r>
-    </w:p>
-    <w:p/>
-    <w:p>
-      <w:r>
-        <w:t>DISABLED track не удаляется автоматически из базы.</w:t>
-      </w:r>
-    </w:p>
-    <w:p/>
-    <w:p>
-      <w:r>
-        <w:t>Story может продолжать хранить soundtrack_id,</w:t>
-      </w:r>
-    </w:p>
-    <w:p>
-      <w:pPr>
-        <w:rPr>
-          <w:lang w:val="en-US"/>
-        </w:rPr>
-      </w:pPr>
-      <w:r>
-        <w:t>ссылающийся</w:t>
-      </w:r>
-      <w:r>
-        <w:rPr>
-          <w:lang w:val="en-US"/>
-        </w:rPr>
-        <w:t xml:space="preserve"> </w:t>
-      </w:r>
-      <w:r>
-        <w:t>на</w:t>
-      </w:r>
-      <w:r>
-        <w:rPr>
-          <w:lang w:val="en-US"/>
-        </w:rPr>
-        <w:t xml:space="preserve"> DISABLED MusicTrack.</w:t>
-      </w:r>
-    </w:p>
-    <w:p>
-      <w:pPr>
-        <w:rPr>
-          <w:lang w:val="en-US"/>
-        </w:rPr>
-      </w:pPr>
-    </w:p>
-    <w:p>
-      <w:pPr>
-        <w:rPr>
-          <w:lang w:val="en-US"/>
-        </w:rPr>
-      </w:pPr>
-      <w:r>
-        <w:rPr>
-          <w:lang w:val="en-US"/>
-        </w:rPr>
-        <w:t xml:space="preserve">Effective soundtrack </w:t>
-      </w:r>
-      <w:r>
-        <w:t>определяется</w:t>
-      </w:r>
-      <w:r>
-        <w:rPr>
-          <w:lang w:val="en-US"/>
-        </w:rPr>
-        <w:t xml:space="preserve"> application layer.</w:t>
-      </w:r>
-    </w:p>
-    <w:p>
-      <w:pPr>
-        <w:rPr>
-          <w:lang w:val="en-US"/>
-        </w:rPr>
-      </w:pPr>
-    </w:p>
-    <w:p>
-      <w:pPr>
-        <w:rPr>
-          <w:lang w:val="en-US"/>
-        </w:rPr>
-      </w:pPr>
-    </w:p>
-    <w:p>
-      <w:pPr>
-        <w:rPr>
-          <w:lang w:val="en-US"/>
-        </w:rPr>
-      </w:pPr>
-      <w:r>
-        <w:rPr>
-          <w:lang w:val="en-US"/>
-        </w:rPr>
-        <w:t>Foreign Key / Delete Behavior</w:t>
-      </w:r>
-    </w:p>
-    <w:p>
-      <w:pPr>
-        <w:rPr>
-          <w:lang w:val="en-US"/>
-        </w:rPr>
-      </w:pPr>
-    </w:p>
-    <w:p>
-      <w:pPr>
-        <w:rPr>
-          <w:lang w:val="en-US"/>
-        </w:rPr>
-      </w:pPr>
-      <w:r>
-        <w:t>Точный</w:t>
-      </w:r>
-      <w:r>
-        <w:rPr>
-          <w:lang w:val="en-US"/>
-        </w:rPr>
-        <w:t xml:space="preserve"> FK behavior </w:t>
-      </w:r>
-      <w:r>
-        <w:t>будет</w:t>
-      </w:r>
-      <w:r>
-        <w:rPr>
-          <w:lang w:val="en-US"/>
-        </w:rPr>
-        <w:t xml:space="preserve"> </w:t>
-      </w:r>
-      <w:r>
-        <w:t>определён</w:t>
-      </w:r>
-      <w:r>
-        <w:rPr>
-          <w:lang w:val="en-US"/>
-        </w:rPr>
-        <w:t xml:space="preserve"> </w:t>
-      </w:r>
-      <w:r>
-        <w:t>отдельным</w:t>
-      </w:r>
-      <w:r>
-        <w:rPr>
-          <w:lang w:val="en-US"/>
-        </w:rPr>
-        <w:t xml:space="preserve"> Music PostgreSQL</w:t>
-      </w:r>
-    </w:p>
-    <w:p>
-      <w:r>
-        <w:t>design pass.</w:t>
-      </w:r>
-    </w:p>
-    <w:p/>
-    <w:p>
-      <w:r>
-        <w:t>До этого момента не фиксировать автоматически:</w:t>
-      </w:r>
-    </w:p>
-    <w:p/>
-    <w:p>
-      <w:pPr>
-        <w:rPr>
-          <w:lang w:val="en-US"/>
-        </w:rPr>
-      </w:pPr>
-      <w:r>
-        <w:rPr>
-          <w:lang w:val="en-US"/>
-        </w:rPr>
-        <w:t>ON DELETE CASCADE</w:t>
-      </w:r>
-    </w:p>
-    <w:p>
-      <w:pPr>
-        <w:rPr>
-          <w:lang w:val="en-US"/>
-        </w:rPr>
-      </w:pPr>
-      <w:r>
-        <w:rPr>
-          <w:lang w:val="en-US"/>
-        </w:rPr>
-        <w:t>ON DELETE SET NULL</w:t>
-      </w:r>
-    </w:p>
-    <w:p>
-      <w:pPr>
-        <w:rPr>
-          <w:lang w:val="en-US"/>
-        </w:rPr>
-      </w:pPr>
-      <w:r>
-        <w:rPr>
-          <w:lang w:val="en-US"/>
-        </w:rPr>
-        <w:t>ON DELETE RESTRICT</w:t>
-      </w:r>
-    </w:p>
-    <w:p>
-      <w:pPr>
-        <w:rPr>
-          <w:lang w:val="en-US"/>
-        </w:rPr>
-      </w:pPr>
-    </w:p>
-    <w:p>
-      <w:pPr>
-        <w:rPr>
-          <w:lang w:val="en-US"/>
-        </w:rPr>
-      </w:pPr>
-      <w:r>
-        <w:t>без</w:t>
-      </w:r>
-      <w:r>
-        <w:rPr>
-          <w:lang w:val="en-US"/>
-        </w:rPr>
-        <w:t xml:space="preserve"> </w:t>
-      </w:r>
-      <w:r>
-        <w:t>отдельного</w:t>
-      </w:r>
-      <w:r>
-        <w:rPr>
-          <w:lang w:val="en-US"/>
-        </w:rPr>
-        <w:t xml:space="preserve"> </w:t>
-      </w:r>
-      <w:r>
-        <w:t>анализа</w:t>
-      </w:r>
-      <w:r>
-        <w:rPr>
-          <w:lang w:val="en-US"/>
-        </w:rPr>
-        <w:t xml:space="preserve"> lifecycle MusicTrack.</w:t>
-      </w:r>
-    </w:p>
-    <w:p>
-      <w:pPr>
-        <w:rPr>
-          <w:lang w:val="en-US"/>
-        </w:rPr>
-      </w:pPr>
-    </w:p>
-    <w:p>
-      <w:pPr>
-        <w:rPr>
-          <w:lang w:val="en-US"/>
-        </w:rPr>
-      </w:pPr>
-    </w:p>
-    <w:p>
-      <w:pPr>
-        <w:rPr>
-          <w:lang w:val="en-US"/>
-        </w:rPr>
-      </w:pPr>
-      <w:r>
-        <w:rPr>
-          <w:lang w:val="en-US"/>
-        </w:rPr>
-        <w:t>Not Final SQL</w:t>
-      </w:r>
-    </w:p>
-    <w:p>
-      <w:pPr>
-        <w:rPr>
-          <w:lang w:val="en-US"/>
-        </w:rPr>
-      </w:pPr>
-    </w:p>
-    <w:p>
-      <w:pPr>
-        <w:rPr>
-          <w:lang w:val="en-US"/>
-        </w:rPr>
-      </w:pPr>
-      <w:r>
-        <w:lastRenderedPageBreak/>
-        <w:t>Этот</w:t>
-      </w:r>
-      <w:r>
-        <w:rPr>
-          <w:lang w:val="en-US"/>
-        </w:rPr>
-        <w:t xml:space="preserve"> </w:t>
-      </w:r>
-      <w:r>
-        <w:t>раздел</w:t>
-      </w:r>
-      <w:r>
-        <w:rPr>
-          <w:lang w:val="en-US"/>
-        </w:rPr>
-        <w:t xml:space="preserve"> </w:t>
-      </w:r>
-      <w:r>
-        <w:t>определяет</w:t>
-      </w:r>
-      <w:r>
-        <w:rPr>
-          <w:lang w:val="en-US"/>
-        </w:rPr>
-        <w:t xml:space="preserve"> conceptual persistence model.</w:t>
-      </w:r>
-    </w:p>
-    <w:p>
-      <w:pPr>
-        <w:rPr>
-          <w:lang w:val="en-US"/>
-        </w:rPr>
-      </w:pPr>
-    </w:p>
-    <w:p>
-      <w:pPr>
-        <w:rPr>
-          <w:lang w:val="en-US"/>
-        </w:rPr>
-      </w:pPr>
-      <w:r>
-        <w:t>Точные</w:t>
-      </w:r>
-      <w:r>
-        <w:rPr>
-          <w:lang w:val="en-US"/>
-        </w:rPr>
-        <w:t>:</w:t>
-      </w:r>
-    </w:p>
-    <w:p>
-      <w:pPr>
-        <w:rPr>
-          <w:lang w:val="en-US"/>
-        </w:rPr>
-      </w:pPr>
-    </w:p>
-    <w:p>
-      <w:pPr>
-        <w:rPr>
-          <w:lang w:val="en-US"/>
-        </w:rPr>
-      </w:pPr>
-      <w:r>
-        <w:rPr>
-          <w:lang w:val="en-US"/>
-        </w:rPr>
-        <w:t>columns;</w:t>
-      </w:r>
-    </w:p>
-    <w:p>
-      <w:pPr>
-        <w:rPr>
-          <w:lang w:val="en-US"/>
-        </w:rPr>
-      </w:pPr>
-      <w:r>
-        <w:rPr>
-          <w:lang w:val="en-US"/>
-        </w:rPr>
-        <w:t>types;</w:t>
-      </w:r>
-    </w:p>
-    <w:p>
-      <w:pPr>
-        <w:rPr>
-          <w:lang w:val="en-US"/>
-        </w:rPr>
-      </w:pPr>
-      <w:r>
-        <w:rPr>
-          <w:lang w:val="en-US"/>
-        </w:rPr>
-        <w:t>constraints;</w:t>
-      </w:r>
-    </w:p>
-    <w:p>
-      <w:pPr>
-        <w:rPr>
-          <w:lang w:val="en-US"/>
-        </w:rPr>
-      </w:pPr>
-      <w:r>
-        <w:rPr>
-          <w:lang w:val="en-US"/>
-        </w:rPr>
-        <w:t>indexes;</w:t>
-      </w:r>
-    </w:p>
-    <w:p>
-      <w:pPr>
-        <w:rPr>
-          <w:lang w:val="en-US"/>
-        </w:rPr>
-      </w:pPr>
-      <w:r>
-        <w:rPr>
-          <w:lang w:val="en-US"/>
-        </w:rPr>
-        <w:t>storage metadata;</w:t>
-      </w:r>
-    </w:p>
-    <w:p>
-      <w:pPr>
-        <w:rPr>
-          <w:lang w:val="en-US"/>
-        </w:rPr>
-      </w:pPr>
-      <w:r>
-        <w:rPr>
-          <w:lang w:val="en-US"/>
-        </w:rPr>
-        <w:t>licensing metadata;</w:t>
-      </w:r>
-    </w:p>
-    <w:p>
-      <w:pPr>
-        <w:rPr>
-          <w:lang w:val="en-US"/>
-        </w:rPr>
-      </w:pPr>
-      <w:r>
-        <w:rPr>
-          <w:lang w:val="en-US"/>
-        </w:rPr>
-        <w:t>migration SQL</w:t>
-      </w:r>
-    </w:p>
-    <w:p>
-      <w:pPr>
-        <w:rPr>
-          <w:lang w:val="en-US"/>
-        </w:rPr>
-      </w:pPr>
-    </w:p>
-    <w:p>
-      <w:pPr>
-        <w:rPr>
-          <w:lang w:val="en-US"/>
-        </w:rPr>
-      </w:pPr>
-      <w:r>
-        <w:t>будут</w:t>
-      </w:r>
-      <w:r>
-        <w:rPr>
-          <w:lang w:val="en-US"/>
-        </w:rPr>
-        <w:t xml:space="preserve"> </w:t>
-      </w:r>
-      <w:r>
-        <w:t>определены</w:t>
-      </w:r>
-      <w:r>
-        <w:rPr>
-          <w:lang w:val="en-US"/>
-        </w:rPr>
-        <w:t xml:space="preserve"> </w:t>
-      </w:r>
-      <w:r>
-        <w:t>отдельным</w:t>
-      </w:r>
-      <w:r>
-        <w:rPr>
-          <w:lang w:val="en-US"/>
-        </w:rPr>
-        <w:t xml:space="preserve"> Music Architecture / PostgreSQL design pass</w:t>
-      </w:r>
-    </w:p>
-    <w:p>
-      <w:r>
-        <w:t>до реализации Flyway migration.</w:t>
+      <w:pPr>
+        <w:pStyle w:val="2"/>
+      </w:pPr>
+      <w:r>
+        <w:t>Operational Music Catalog Population</w:t>
+      </w:r>
+    </w:p>
+    <w:p>
+      <w:pPr/>
+      <w:r>
+        <w:t>- V10 remains schema-only. Flyway does not insert production MusicTrack catalog data.</w:t>
+      </w:r>
+    </w:p>
+    <w:p>
+      <w:pPr/>
+      <w:r>
+        <w:t>- Music catalog rows are populated through an explicit operational importer, not ordinary application startup.</w:t>
+      </w:r>
+    </w:p>
+    <w:p>
+      <w:pPr/>
+      <w:r>
+        <w:t>- The runtime MusicTrackRepository remains read-only. Bootstrap/import writes use a dedicated catalog write boundary.</w:t>
+      </w:r>
+    </w:p>
+    <w:p>
+      <w:pPr/>
+      <w:r>
+        <w:t>- Newly created or repaired tracks are persisted as DISABLED before private object verification.</w:t>
+      </w:r>
+    </w:p>
+    <w:p>
+      <w:pPr/>
+      <w:r>
+        <w:t>- ACTIVE is reached only after the private object exists, can be read, and verifies against manifest size, MIME type, and SHA-256.</w:t>
+      </w:r>
+    </w:p>
+    <w:p>
+      <w:pPr/>
+      <w:r>
+        <w:t>- Runtime lifecycle remains ACTIVE / DISABLED. Hard delete is not a normal catalog operation.</w:t>
+      </w:r>
+    </w:p>
+    <w:p>
+      <w:pPr>
+        <w:pStyle w:val="2"/>
+      </w:pPr>
+      <w:r>
+        <w:t>Music Storage Key Boundary</w:t>
+      </w:r>
+    </w:p>
+    <w:p>
+      <w:pPr/>
+      <w:r>
+        <w:t>Final private soundtrack object key convention:</w:t>
+      </w:r>
+    </w:p>
+    <w:p>
+      <w:pPr>
+        <w:pStyle w:val="HTML"/>
+      </w:pPr>
+      <w:r>
+        <w:t>music/tracks/{musicTrackId}/audio.mp3</w:t>
+      </w:r>
+    </w:p>
+    <w:p>
+      <w:pPr/>
+      <w:r>
+        <w:t>- storage_key is internal object-storage identity.</w:t>
+      </w:r>
+    </w:p>
+    <w:p>
+      <w:pPr/>
+      <w:r>
+        <w:t>- storage_key is provider-neutral and stable for the MusicTrack identity.</w:t>
+      </w:r>
+    </w:p>
+    <w:p>
+      <w:pPr/>
+      <w:r>
+        <w:t>- storage_key is not a URL, not a source filename, not a MinIO endpoint, and not exposed to Flutter.</w:t>
+      </w:r>
+    </w:p>
+    <w:p>
+      <w:pPr/>
+      <w:r>
+        <w:t>- Runtime schema must not add SHA-256, legalStatus, provider, provider URL, source filename, or manifest-state columns for v1; those remain operational manifest/archive metadata.</w:t>
       </w:r>
     </w:p>
     <w:sectPr>
